--- a/_extras/Exemplar/Research Report writeup (1).docx
+++ b/_extras/Exemplar/Research Report writeup (1).docx
@@ -3,7 +3,17 @@
 <w:document xmlns:wpc="http://schemas.microsoft.com/office/word/2010/wordprocessingCanvas" xmlns:cx="http://schemas.microsoft.com/office/drawing/2014/chartex" xmlns:cx1="http://schemas.microsoft.com/office/drawing/2015/9/8/chartex" xmlns:cx2="http://schemas.microsoft.com/office/drawing/2015/10/21/chartex" xmlns:cx3="http://schemas.microsoft.com/office/drawing/2016/5/9/chartex" xmlns:cx4="http://schemas.microsoft.com/office/drawing/2016/5/10/chartex" xmlns:cx5="http://schemas.microsoft.com/office/drawing/2016/5/11/chartex" xmlns:cx6="http://schemas.microsoft.com/office/drawing/2016/5/12/chartex" xmlns:cx7="http://schemas.microsoft.com/office/drawing/2016/5/13/chartex" xmlns:cx8="http://schemas.microsoft.com/office/drawing/2016/5/14/chartex" xmlns:mc="http://schemas.openxmlformats.org/markup-compatibility/2006" xmlns:aink="http://schemas.microsoft.com/office/drawing/2016/ink" xmlns:am3d="http://schemas.microsoft.com/office/drawing/2017/model3d" xmlns:o="urn:schemas-microsoft-com:office:office" xmlns:oel="http://schemas.microsoft.com/office/2019/extlst" xmlns:r="http://schemas.openxmlformats.org/officeDocument/2006/relationships" xmlns:m="http://schemas.openxmlformats.org/officeDocument/2006/math" xmlns:v="urn:schemas-microsoft-com:vml" xmlns:wp14="http://schemas.microsoft.com/office/word/2010/wordprocessingDrawing" xmlns:wp="http://schemas.openxmlformats.org/drawingml/2006/wordprocessingDrawing" xmlns:w10="urn:schemas-microsoft-com:office:word" xmlns:w="http://schemas.openxmlformats.org/wordprocessingml/2006/main" xmlns:w14="http://schemas.microsoft.com/office/word/2010/wordml" xmlns:w15="http://schemas.microsoft.com/office/word/2012/wordml" xmlns:w16cex="http://schemas.microsoft.com/office/word/2018/wordml/cex" xmlns:w16cid="http://schemas.microsoft.com/office/word/2016/wordml/cid" xmlns:w16="http://schemas.microsoft.com/office/word/2018/wordml" xmlns:w16du="http://schemas.microsoft.com/office/word/2023/wordml/word16du" xmlns:w16sdtdh="http://schemas.microsoft.com/office/word/2020/wordml/sdtdatahash" xmlns:w16sdtfl="http://schemas.microsoft.com/office/word/2024/wordml/sdtformatlock" xmlns:w16se="http://schemas.microsoft.com/office/word/2015/wordml/symex" xmlns:wpg="http://schemas.microsoft.com/office/word/2010/wordprocessingGroup" xmlns:wpi="http://schemas.microsoft.com/office/word/2010/wordprocessingInk" xmlns:wne="http://schemas.microsoft.com/office/word/2006/wordml" xmlns:wps="http://schemas.microsoft.com/office/word/2010/wordprocessingShape" mc:Ignorable="w14 w15 w16se w16cid w16 w16cex w16sdtdh w16sdtfl w16du wp14">
   <w:body>
     <w:p>
-      <w:r>
+      <w:pPr>
+        <w:rPr>
+          <w:b/>
+          <w:bCs/>
+        </w:rPr>
+      </w:pPr>
+      <w:r>
+        <w:rPr>
+          <w:b/>
+          <w:bCs/>
+        </w:rPr>
         <w:t>Question 1</w:t>
       </w:r>
     </w:p>
@@ -166,9 +176,16 @@
         <w:t>, where pt is CPI, yt is real GDP, ct is real PCE)</w:t>
       </w:r>
     </w:p>
+    <w:p/>
     <w:p>
       <w:r>
-        <w:t>From the log levels of inflation and gdp time series, it is observed that all appear to have a strong upwards trend</w:t>
+        <w:t xml:space="preserve">From the log levels of inflation and </w:t>
+      </w:r>
+      <w:r>
+        <w:t>GDP</w:t>
+      </w:r>
+      <w:r>
+        <w:t xml:space="preserve"> time series, it is observed that all appear to have a strong upwards trend</w:t>
       </w:r>
       <w:r>
         <w:t>, non-stationary</w:t>
@@ -222,7 +239,10 @@
         <w:t xml:space="preserve">having a unit root, </w:t>
       </w:r>
       <w:r>
-        <w:t>I(1) processes</w:t>
+        <w:t>I(</w:t>
+      </w:r>
+      <w:r>
+        <w:t>1) processes</w:t>
       </w:r>
       <w:r>
         <w:t xml:space="preserve"> meaning that the trend is most likely stochastic for pt, ct and yt. </w:t>
@@ -811,6 +831,7 @@
         <w:ind w:firstLine="720"/>
       </w:pPr>
       <w:r>
+        <w:lastRenderedPageBreak/>
         <w:t xml:space="preserve">ii. </w:t>
       </w:r>
       <w:r>
@@ -872,7 +893,6 @@
         <w:ind w:firstLine="720"/>
       </w:pPr>
       <w:r>
-        <w:lastRenderedPageBreak/>
         <w:t xml:space="preserve">iii. </w:t>
       </w:r>
       <w:r>
@@ -1069,7 +1089,17 @@
       </w:r>
     </w:p>
     <w:p>
-      <w:r>
+      <w:pPr>
+        <w:rPr>
+          <w:b/>
+          <w:bCs/>
+        </w:rPr>
+      </w:pPr>
+      <w:r>
+        <w:rPr>
+          <w:b/>
+          <w:bCs/>
+        </w:rPr>
         <w:t>Question 2</w:t>
       </w:r>
     </w:p>
@@ -1121,56 +1151,98 @@
           <w:i/>
           <w:iCs/>
         </w:rPr>
-        <w:t xml:space="preserve"> with initial diagnostics. As a result, </w:t>
+        <w:t xml:space="preserve"> with initial diagnostics</w:t>
       </w:r>
       <w:r>
         <w:rPr>
           <w:i/>
           <w:iCs/>
         </w:rPr>
-        <w:t xml:space="preserve">the </w:t>
+        <w:t xml:space="preserve"> looking back 3 lags</w:t>
       </w:r>
       <w:r>
         <w:rPr>
           <w:i/>
           <w:iCs/>
         </w:rPr>
-        <w:t xml:space="preserve">sample size of </w:t>
+        <w:t xml:space="preserve">. As a result, </w:t>
       </w:r>
       <w:r>
         <w:rPr>
           <w:i/>
           <w:iCs/>
         </w:rPr>
-        <w:t xml:space="preserve">all </w:t>
+        <w:t xml:space="preserve">the </w:t>
       </w:r>
       <w:r>
         <w:rPr>
           <w:i/>
           <w:iCs/>
         </w:rPr>
-        <w:t xml:space="preserve">models </w:t>
+        <w:t>sample size</w:t>
       </w:r>
       <w:r>
         <w:rPr>
           <w:i/>
           <w:iCs/>
         </w:rPr>
-        <w:t>was</w:t>
+        <w:t xml:space="preserve"> </w:t>
       </w:r>
       <w:r>
         <w:rPr>
           <w:i/>
           <w:iCs/>
         </w:rPr>
-        <w:t xml:space="preserve"> expanded </w:t>
+        <w:t xml:space="preserve">of </w:t>
       </w:r>
       <w:r>
         <w:rPr>
           <w:i/>
           <w:iCs/>
         </w:rPr>
+        <w:t xml:space="preserve">all </w:t>
+      </w:r>
+      <w:r>
+        <w:rPr>
+          <w:i/>
+          <w:iCs/>
+        </w:rPr>
+        <w:t xml:space="preserve">models </w:t>
+      </w:r>
+      <w:r>
+        <w:rPr>
+          <w:i/>
+          <w:iCs/>
+        </w:rPr>
+        <w:t>was</w:t>
+      </w:r>
+      <w:r>
+        <w:rPr>
+          <w:i/>
+          <w:iCs/>
+        </w:rPr>
+        <w:t xml:space="preserve"> expanded </w:t>
+      </w:r>
+      <w:r>
+        <w:rPr>
+          <w:i/>
+          <w:iCs/>
+        </w:rPr>
+        <w:t xml:space="preserve">up to 10 lags </w:t>
+      </w:r>
+      <w:r>
+        <w:rPr>
+          <w:i/>
+          <w:iCs/>
+        </w:rPr>
         <w:t>to focus more on goodness-of-fit, AIC, rather than parsimony and complexity in the BIC.</w:t>
+      </w:r>
+      <w:r>
+        <w:rPr>
+          <w:i/>
+          <w:iCs/>
+        </w:rPr>
+        <w:t xml:space="preserve"> The interest rate model was also increased to capture the prolonged highs and lows to display possible underlying stationary processes.  </w:t>
       </w:r>
     </w:p>
     <w:p>
@@ -2122,7 +2194,14 @@
           <w:i/>
           <w:iCs/>
         </w:rPr>
-        <w:t xml:space="preserve"> (p &gt;0.05)</w:t>
+        <w:t xml:space="preserve"> (p &gt;0.05</w:t>
+      </w:r>
+      <w:r>
+        <w:rPr>
+          <w:i/>
+          <w:iCs/>
+        </w:rPr>
+        <w:t>, in green)</w:t>
       </w:r>
     </w:p>
     <w:p>
@@ -2142,15 +2221,15 @@
         <w:tblLook w:val="04A0" w:firstRow="1" w:lastRow="0" w:firstColumn="1" w:lastColumn="0" w:noHBand="0" w:noVBand="1"/>
       </w:tblPr>
       <w:tblGrid>
-        <w:gridCol w:w="954"/>
-        <w:gridCol w:w="1473"/>
-        <w:gridCol w:w="1078"/>
-        <w:gridCol w:w="470"/>
-        <w:gridCol w:w="470"/>
-        <w:gridCol w:w="470"/>
-        <w:gridCol w:w="1427"/>
-        <w:gridCol w:w="1427"/>
-        <w:gridCol w:w="1225"/>
+        <w:gridCol w:w="937"/>
+        <w:gridCol w:w="1442"/>
+        <w:gridCol w:w="1057"/>
+        <w:gridCol w:w="350"/>
+        <w:gridCol w:w="350"/>
+        <w:gridCol w:w="870"/>
+        <w:gridCol w:w="1398"/>
+        <w:gridCol w:w="1398"/>
+        <w:gridCol w:w="1192"/>
       </w:tblGrid>
       <w:tr>
         <w:trPr>
@@ -2634,6 +2713,7 @@
             <w:hideMark/>
           </w:tcPr>
           <w:p>
+            <w:commentRangeStart w:id="0"/>
             <w:r>
               <w:t>8</w:t>
             </w:r>
@@ -2660,6 +2740,15 @@
           <w:p>
             <w:r>
               <w:t>2</w:t>
+            </w:r>
+            <w:commentRangeEnd w:id="0"/>
+            <w:r>
+              <w:rPr>
+                <w:rStyle w:val="CommentReference"/>
+                <w:sz w:val="24"/>
+                <w:szCs w:val="24"/>
+              </w:rPr>
+              <w:commentReference w:id="0"/>
             </w:r>
           </w:p>
         </w:tc>
@@ -2765,37 +2854,22 @@
       <w:pPr>
         <w:spacing w:after="160" w:line="278" w:lineRule="auto"/>
       </w:pPr>
+      <w:r>
+        <w:lastRenderedPageBreak/>
+        <w:t xml:space="preserve">b) </w:t>
+      </w:r>
     </w:p>
     <w:p>
       <w:pPr>
-        <w:spacing w:after="160" w:line="278" w:lineRule="auto"/>
-      </w:pPr>
-    </w:p>
-    <w:p>
-      <w:pPr>
-        <w:spacing w:after="160" w:line="278" w:lineRule="auto"/>
-      </w:pPr>
-      <w:r>
-        <w:br w:type="page"/>
-      </w:r>
-    </w:p>
-    <w:p>
-      <w:pPr>
-        <w:ind w:firstLine="720"/>
-      </w:pPr>
-      <w:r>
-        <w:lastRenderedPageBreak/>
-        <w:t xml:space="preserve">b) </w:t>
-      </w:r>
-    </w:p>
-    <w:p>
-      <w:pPr>
         <w:jc w:val="center"/>
         <w:rPr>
           <w:noProof/>
         </w:rPr>
       </w:pPr>
       <w:r>
+        <w:rPr>
+          <w:noProof/>
+        </w:rPr>
         <w:drawing>
           <wp:inline distT="0" distB="0" distL="0" distR="0" wp14:anchorId="17C26FB8" wp14:editId="3901005C">
             <wp:extent cx="4798552" cy="1695450"/>
@@ -2812,7 +2886,7 @@
                     <pic:cNvPicPr/>
                   </pic:nvPicPr>
                   <pic:blipFill rotWithShape="1">
-                    <a:blip r:embed="rId10"/>
+                    <a:blip r:embed="rId14"/>
                     <a:srcRect b="5787"/>
                     <a:stretch>
                       <a:fillRect/>
@@ -2842,6 +2916,9 @@
         </w:drawing>
       </w:r>
       <w:r>
+        <w:rPr>
+          <w:noProof/>
+        </w:rPr>
         <w:drawing>
           <wp:inline distT="0" distB="0" distL="0" distR="0" wp14:anchorId="53212B64" wp14:editId="4AE0B558">
             <wp:extent cx="4798552" cy="1685925"/>
@@ -2858,7 +2935,7 @@
                     <pic:cNvPicPr/>
                   </pic:nvPicPr>
                   <pic:blipFill rotWithShape="1">
-                    <a:blip r:embed="rId11"/>
+                    <a:blip r:embed="rId15"/>
                     <a:srcRect b="6316"/>
                     <a:stretch>
                       <a:fillRect/>
@@ -2899,6 +2976,7 @@
       <w:r>
         <w:rPr>
           <w:rFonts w:ascii="Times New Roman" w:hAnsi="Times New Roman" w:cs="Times New Roman"/>
+          <w:noProof/>
         </w:rPr>
         <w:drawing>
           <wp:inline distT="0" distB="0" distL="0" distR="0" wp14:anchorId="58E1AF8A" wp14:editId="1914BE05">
@@ -2916,7 +2994,7 @@
                     <pic:cNvPicPr/>
                   </pic:nvPicPr>
                   <pic:blipFill>
-                    <a:blip r:embed="rId12"/>
+                    <a:blip r:embed="rId16"/>
                     <a:stretch>
                       <a:fillRect/>
                     </a:stretch>
@@ -3052,6 +3130,9 @@
         <w:jc w:val="center"/>
       </w:pPr>
       <w:r>
+        <w:rPr>
+          <w:noProof/>
+        </w:rPr>
         <w:drawing>
           <wp:inline distT="0" distB="0" distL="0" distR="0" wp14:anchorId="3EF8ED10" wp14:editId="2335D101">
             <wp:extent cx="4799645" cy="1800000"/>
@@ -3068,7 +3149,7 @@
                     <pic:cNvPicPr/>
                   </pic:nvPicPr>
                   <pic:blipFill>
-                    <a:blip r:embed="rId13"/>
+                    <a:blip r:embed="rId17"/>
                     <a:stretch>
                       <a:fillRect/>
                     </a:stretch>
@@ -3158,13 +3239,31 @@
     </w:p>
     <w:p/>
     <w:p>
-      <w:r>
+      <w:pPr>
+        <w:rPr>
+          <w:b/>
+          <w:bCs/>
+        </w:rPr>
+      </w:pPr>
+      <w:r>
+        <w:rPr>
+          <w:b/>
+          <w:bCs/>
+        </w:rPr>
         <w:t>Q</w:t>
       </w:r>
       <w:r>
+        <w:rPr>
+          <w:b/>
+          <w:bCs/>
+        </w:rPr>
         <w:t xml:space="preserve">uestion </w:t>
       </w:r>
       <w:r>
+        <w:rPr>
+          <w:b/>
+          <w:bCs/>
+        </w:rPr>
         <w:t>3</w:t>
       </w:r>
     </w:p>
@@ -3192,7 +3291,7 @@
                     <pic:cNvPicPr/>
                   </pic:nvPicPr>
                   <pic:blipFill>
-                    <a:blip r:embed="rId14"/>
+                    <a:blip r:embed="rId18"/>
                     <a:stretch>
                       <a:fillRect/>
                     </a:stretch>
@@ -3232,7 +3331,7 @@
                     <pic:cNvPicPr/>
                   </pic:nvPicPr>
                   <pic:blipFill>
-                    <a:blip r:embed="rId15"/>
+                    <a:blip r:embed="rId19"/>
                     <a:stretch>
                       <a:fillRect/>
                     </a:stretch>
@@ -3272,7 +3371,7 @@
                     <pic:cNvPicPr/>
                   </pic:nvPicPr>
                   <pic:blipFill>
-                    <a:blip r:embed="rId16"/>
+                    <a:blip r:embed="rId20"/>
                     <a:stretch>
                       <a:fillRect/>
                     </a:stretch>
@@ -3422,23 +3521,32 @@
     <w:p>
       <w:pPr>
         <w:spacing w:after="160" w:line="278" w:lineRule="auto"/>
+        <w:rPr>
+          <w:b/>
+          <w:bCs/>
+        </w:rPr>
       </w:pPr>
       <w:r>
         <w:br w:type="page"/>
+      </w:r>
+      <w:r>
+        <w:rPr>
+          <w:b/>
+          <w:bCs/>
+        </w:rPr>
+        <w:lastRenderedPageBreak/>
+        <w:t xml:space="preserve">Question </w:t>
+      </w:r>
+      <w:r>
+        <w:rPr>
+          <w:b/>
+          <w:bCs/>
+        </w:rPr>
+        <w:t xml:space="preserve">4 </w:t>
       </w:r>
     </w:p>
     <w:p>
       <w:r>
-        <w:lastRenderedPageBreak/>
-        <w:t xml:space="preserve">Question </w:t>
-      </w:r>
-      <w:r>
-        <w:t xml:space="preserve">4 </w:t>
-      </w:r>
-    </w:p>
-    <w:p/>
-    <w:p>
-      <w:r>
         <w:t>a</w:t>
       </w:r>
       <w:r>
@@ -3450,10 +3558,13 @@
         <w:jc w:val="center"/>
       </w:pPr>
       <w:r>
+        <w:rPr>
+          <w:noProof/>
+        </w:rPr>
         <w:drawing>
-          <wp:inline distT="0" distB="0" distL="0" distR="0" wp14:anchorId="06E0A40F" wp14:editId="70DD7E7B">
+          <wp:inline distT="0" distB="0" distL="0" distR="0" wp14:anchorId="06E0A40F" wp14:editId="1244BEC8">
             <wp:extent cx="2772061" cy="1980000"/>
-            <wp:effectExtent l="0" t="0" r="0" b="1270"/>
+            <wp:effectExtent l="0" t="0" r="0" b="0"/>
             <wp:docPr id="123513154" name="Picture 1"/>
             <wp:cNvGraphicFramePr>
               <a:graphicFrameLocks xmlns:a="http://schemas.openxmlformats.org/drawingml/2006/main" noChangeAspect="1"/>
@@ -3466,7 +3577,7 @@
                     <pic:cNvPicPr/>
                   </pic:nvPicPr>
                   <pic:blipFill>
-                    <a:blip r:embed="rId17"/>
+                    <a:blip r:embed="rId21"/>
                     <a:stretch>
                       <a:fillRect/>
                     </a:stretch>
@@ -3714,7 +3825,7 @@
                     <pic:cNvPicPr/>
                   </pic:nvPicPr>
                   <pic:blipFill>
-                    <a:blip r:embed="rId18"/>
+                    <a:blip r:embed="rId22"/>
                     <a:stretch>
                       <a:fillRect/>
                     </a:stretch>
@@ -3773,6 +3884,7 @@
         <w:t xml:space="preserve">. Based on the plot, the mean does not appear to be constant, suggesting series to be non-stationary. </w:t>
       </w:r>
     </w:p>
+    <w:p/>
     <w:p>
       <w:r>
         <w:lastRenderedPageBreak/>
@@ -4334,6 +4446,13 @@
         </w:rPr>
         <w:t>Top three ARIMA estimations of real interest rate</w:t>
       </w:r>
+      <w:r>
+        <w:rPr>
+          <w:i/>
+          <w:iCs/>
+        </w:rPr>
+        <w:t xml:space="preserve"> (expanded sample size up to 10 lags)</w:t>
+      </w:r>
     </w:p>
     <w:p>
       <w:pPr>
@@ -5049,35 +5168,49 @@
       <w:r>
         <w:t>The consumption ratio exhibits a deterministic trend with d=0, indicating changing long-run structure with temporary shocks. This provides insight into aggregate demand relative to GDP, which is needed for decision in fiscal policies and evaluations of economic re</w:t>
       </w:r>
-      <w:commentRangeStart w:id="0"/>
+      <w:commentRangeStart w:id="1"/>
       <w:r>
         <w:t>silie</w:t>
       </w:r>
-      <w:commentRangeEnd w:id="0"/>
+      <w:commentRangeEnd w:id="1"/>
       <w:r>
         <w:rPr>
           <w:rStyle w:val="CommentReference"/>
           <w:sz w:val="24"/>
           <w:szCs w:val="24"/>
         </w:rPr>
-        <w:commentReference w:id="0"/>
+        <w:commentReference w:id="1"/>
       </w:r>
       <w:r>
         <w:t>nce</w:t>
       </w:r>
       <w:r>
         <w:t>.</w:t>
+      </w:r>
+    </w:p>
+    <w:p>
+      <w:pPr>
+        <w:rPr>
+          <w:b/>
+          <w:bCs/>
+        </w:rPr>
+      </w:pPr>
+      <w:r>
+        <w:rPr>
+          <w:b/>
+          <w:bCs/>
+        </w:rPr>
+        <w:t xml:space="preserve">Question </w:t>
+      </w:r>
+      <w:r>
+        <w:rPr>
+          <w:b/>
+          <w:bCs/>
+        </w:rPr>
+        <w:t>5.</w:t>
       </w:r>
     </w:p>
     <w:p/>
-    <w:p>
-      <w:r>
-        <w:t xml:space="preserve">Question </w:t>
-      </w:r>
-      <w:r>
-        <w:t>5.</w:t>
-      </w:r>
-    </w:p>
     <w:p>
       <w:pPr>
         <w:pStyle w:val="ListParagraph"/>
@@ -5169,13 +5302,7 @@
           <w:rPr>
             <w:rFonts w:ascii="Cambria Math" w:hAnsi="Cambria Math" w:cs="Times New Roman"/>
           </w:rPr>
-          <m:t>=0.4380863</m:t>
-        </m:r>
-        <m:r>
-          <w:rPr>
-            <w:rFonts w:ascii="Cambria Math" w:hAnsi="Cambria Math" w:cs="Times New Roman"/>
-          </w:rPr>
-          <m:t xml:space="preserve"> </m:t>
+          <m:t xml:space="preserve">=0.4380863 </m:t>
         </m:r>
         <m:sSubSup>
           <m:sSubSupPr>
@@ -5215,13 +5342,7 @@
           <w:rPr>
             <w:rFonts w:ascii="Cambria Math" w:hAnsi="Cambria Math" w:cs="Times New Roman"/>
           </w:rPr>
-          <m:t>=0.2674710</m:t>
-        </m:r>
-        <m:r>
-          <w:rPr>
-            <w:rFonts w:ascii="Cambria Math" w:hAnsi="Cambria Math" w:cs="Times New Roman"/>
-          </w:rPr>
-          <m:t xml:space="preserve"> </m:t>
+          <m:t xml:space="preserve">=0.2674710 </m:t>
         </m:r>
         <m:sSubSup>
           <m:sSubSupPr>
@@ -5352,7 +5473,6 @@
     <w:p>
       <w:pPr>
         <w:spacing w:line="278" w:lineRule="auto"/>
-        <w:ind w:firstLine="360"/>
       </w:pPr>
     </w:p>
     <w:p>
@@ -5360,13 +5480,8 @@
         <w:spacing w:line="278" w:lineRule="auto"/>
         <w:ind w:firstLine="360"/>
       </w:pPr>
-    </w:p>
-    <w:p>
-      <w:pPr>
-        <w:spacing w:line="278" w:lineRule="auto"/>
-        <w:ind w:firstLine="360"/>
-      </w:pPr>
-      <w:r>
+      <w:r>
+        <w:lastRenderedPageBreak/>
         <w:t>b)</w:t>
       </w:r>
       <w:r>
@@ -5480,7 +5595,17 @@
       </w:pPr>
     </w:p>
     <w:p>
-      <w:r>
+      <w:pPr>
+        <w:rPr>
+          <w:b/>
+          <w:bCs/>
+        </w:rPr>
+      </w:pPr>
+      <w:r>
+        <w:rPr>
+          <w:b/>
+          <w:bCs/>
+        </w:rPr>
         <w:t>Question 6</w:t>
       </w:r>
     </w:p>
@@ -5804,6 +5929,7 @@
         <w:rPr>
           <w:b/>
           <w:bCs/>
+          <w:noProof/>
         </w:rPr>
         <w:drawing>
           <wp:inline distT="0" distB="0" distL="0" distR="0" wp14:anchorId="4C957CAB" wp14:editId="76D8B73E">
@@ -5845,6 +5971,7 @@
         <w:rPr>
           <w:b/>
           <w:bCs/>
+          <w:noProof/>
         </w:rPr>
         <w:drawing>
           <wp:inline distT="0" distB="0" distL="0" distR="0" wp14:anchorId="13B9B539" wp14:editId="350819CD">
@@ -5886,6 +6013,7 @@
         <w:rPr>
           <w:b/>
           <w:bCs/>
+          <w:noProof/>
         </w:rPr>
         <w:drawing>
           <wp:inline distT="0" distB="0" distL="0" distR="0" wp14:anchorId="36345A27" wp14:editId="465DB376">
@@ -5927,6 +6055,7 @@
         <w:rPr>
           <w:b/>
           <w:bCs/>
+          <w:noProof/>
         </w:rPr>
         <w:drawing>
           <wp:inline distT="0" distB="0" distL="0" distR="0" wp14:anchorId="42162044" wp14:editId="1818E71F">
@@ -5978,7 +6107,6 @@
           <w:i/>
           <w:iCs/>
         </w:rPr>
-        <w:lastRenderedPageBreak/>
         <w:t>Squared Residual ACF tests</w:t>
       </w:r>
     </w:p>
@@ -6030,6 +6158,7 @@
                 <w:sz w:val="16"/>
                 <w:szCs w:val="16"/>
               </w:rPr>
+              <w:lastRenderedPageBreak/>
               <w:t>Series</w:t>
             </w:r>
           </w:p>
@@ -8549,13 +8678,7 @@
         <w:rPr>
           <w:noProof/>
         </w:rPr>
-        <w:t>Breusch–Pagan Lagrange Multiplier (LM) test</w:t>
-      </w:r>
-      <w:r>
-        <w:rPr>
-          <w:noProof/>
-        </w:rPr>
-        <w:t xml:space="preserve"> </w:t>
+        <w:t xml:space="preserve">Breusch–Pagan Lagrange Multiplier (LM) test </w:t>
       </w:r>
       <w:r>
         <w:rPr>
@@ -9292,57 +9415,59 @@
       </w:pPr>
     </w:p>
     <w:p>
+      <w:r>
+        <w:t>T</w:t>
+      </w:r>
+      <w:r>
+        <w:t>he</w:t>
+      </w:r>
+      <w:r>
+        <w:t xml:space="preserve"> standardised</w:t>
+      </w:r>
+      <w:r>
+        <w:t xml:space="preserve"> </w:t>
+      </w:r>
+      <w:r>
+        <w:t xml:space="preserve">squared </w:t>
+      </w:r>
+      <w:r>
+        <w:t>residuals appear to</w:t>
+      </w:r>
+      <w:r>
+        <w:t xml:space="preserve"> have relatively no autocorrelation with ACF and PACF within p-value of 0.05</w:t>
+      </w:r>
+      <w:r>
+        <w:t xml:space="preserve"> for all four CNY, USD, TWI and SDR</w:t>
+      </w:r>
+      <w:r>
+        <w:t>.</w:t>
+      </w:r>
+      <w:r>
+        <w:t xml:space="preserve"> This meant that the GARCH model is correctly specified, the standardised residual should be indepen</w:t>
+      </w:r>
+      <w:r>
+        <w:t>den</w:t>
+      </w:r>
+      <w:r>
+        <w:t xml:space="preserve">t and identically distributed, </w:t>
+      </w:r>
+      <w:r>
+        <w:t>indicating adequate AR</w:t>
+      </w:r>
+      <w:r>
+        <w:t>MA</w:t>
+      </w:r>
+      <w:r>
+        <w:t xml:space="preserve">-GARCH models. </w:t>
+      </w:r>
+    </w:p>
+    <w:p>
       <w:pPr>
         <w:rPr>
           <w:b/>
           <w:bCs/>
         </w:rPr>
       </w:pPr>
-      <w:r>
-        <w:t>T</w:t>
-      </w:r>
-      <w:r>
-        <w:t>he</w:t>
-      </w:r>
-      <w:r>
-        <w:t xml:space="preserve"> standardised</w:t>
-      </w:r>
-      <w:r>
-        <w:t xml:space="preserve"> </w:t>
-      </w:r>
-      <w:r>
-        <w:t xml:space="preserve">squared </w:t>
-      </w:r>
-      <w:r>
-        <w:t>residuals appear to</w:t>
-      </w:r>
-      <w:r>
-        <w:t xml:space="preserve"> have relatively no autocorrelation with ACF and PACF within p-value of 0.05</w:t>
-      </w:r>
-      <w:r>
-        <w:t xml:space="preserve"> for all four CNY, USD, TWI and SDR</w:t>
-      </w:r>
-      <w:r>
-        <w:t>.</w:t>
-      </w:r>
-      <w:r>
-        <w:t xml:space="preserve"> This meant that the GARCH model is correctly specified, the standardised residual should be indepen</w:t>
-      </w:r>
-      <w:r>
-        <w:t>den</w:t>
-      </w:r>
-      <w:r>
-        <w:t xml:space="preserve">t and identically distributed, </w:t>
-      </w:r>
-      <w:r>
-        <w:t>indicating adequate AR</w:t>
-      </w:r>
-      <w:r>
-        <w:t>MA</w:t>
-      </w:r>
-      <w:r>
-        <w:t xml:space="preserve">-GARCH models. </w:t>
-      </w:r>
     </w:p>
     <w:p>
       <w:pPr>
@@ -9529,7 +9654,7 @@
           <w:iCs/>
         </w:rPr>
       </w:pPr>
-      <w:commentRangeStart w:id="1"/>
+      <w:commentRangeStart w:id="2"/>
       <w:r>
         <w:rPr>
           <w:i/>
@@ -9537,7 +9662,7 @@
         </w:rPr>
         <w:t>The</w:t>
       </w:r>
-      <w:commentRangeEnd w:id="1"/>
+      <w:commentRangeEnd w:id="2"/>
       <w:r>
         <w:rPr>
           <w:rStyle w:val="CommentReference"/>
@@ -9546,7 +9671,7 @@
           <w:sz w:val="24"/>
           <w:szCs w:val="24"/>
         </w:rPr>
-        <w:commentReference w:id="1"/>
+        <w:commentReference w:id="2"/>
       </w:r>
       <w:r>
         <w:rPr>
@@ -9566,9 +9691,19 @@
       </w:r>
     </w:p>
     <w:p>
-      <w:r>
+      <w:pPr>
+        <w:rPr>
+          <w:b/>
+          <w:bCs/>
+        </w:rPr>
+      </w:pPr>
+      <w:r>
+        <w:rPr>
+          <w:b/>
+          <w:bCs/>
+        </w:rPr>
         <w:lastRenderedPageBreak/>
-        <w:t>Question 7:</w:t>
+        <w:t>Question 7</w:t>
       </w:r>
     </w:p>
     <w:p>
@@ -9576,13 +9711,25 @@
         <w:t>The unconditional variance</w:t>
       </w:r>
       <w:r>
-        <w:t xml:space="preserve"> (e.g. </w:t>
+        <w:t xml:space="preserve"> (</w:t>
+      </w:r>
+      <w:r>
+        <w:t xml:space="preserve">e.g. </w:t>
       </w:r>
       <w:r>
         <w:t>GARCH (</w:t>
       </w:r>
       <w:r>
-        <w:t>1,1))</w:t>
+        <w:t>p</w:t>
+      </w:r>
+      <w:r>
+        <w:t>,</w:t>
+      </w:r>
+      <w:r>
+        <w:t>q</w:t>
+      </w:r>
+      <w:r>
+        <w:t>))</w:t>
       </w:r>
       <w:r>
         <w:t>:</w:t>
@@ -9591,11 +9738,11 @@
         <w:t xml:space="preserve"> </w:t>
       </w:r>
     </w:p>
+    <w:p/>
     <w:p>
       <w:pPr>
         <w:rPr>
-          <w:b/>
-          <w:bCs/>
+          <w:rStyle w:val="vlist-s"/>
         </w:rPr>
       </w:pPr>
       <m:oMathPara>
@@ -9715,8 +9862,10 @@
                 </w:rPr>
                 <m:t>-</m:t>
               </m:r>
-              <m:sSub>
-                <m:sSubPr>
+              <m:nary>
+                <m:naryPr>
+                  <m:chr m:val="∑"/>
+                  <m:limLoc m:val="undOvr"/>
                   <m:ctrlPr>
                     <w:rPr>
                       <w:rStyle w:val="mord"/>
@@ -9724,33 +9873,57 @@
                       <w:i/>
                     </w:rPr>
                   </m:ctrlPr>
-                </m:sSubPr>
-                <m:e>
-                  <m:r>
-                    <w:rPr>
-                      <w:rStyle w:val="mord"/>
-                      <w:rFonts w:ascii="Cambria Math" w:hAnsi="Cambria Math"/>
-                    </w:rPr>
-                    <m:t>α</m:t>
-                  </m:r>
-                  <m:ctrlPr>
-                    <w:rPr>
-                      <w:rStyle w:val="mbin"/>
-                      <w:rFonts w:ascii="Cambria Math" w:hAnsi="Cambria Math"/>
-                      <w:i/>
-                    </w:rPr>
-                  </m:ctrlPr>
-                </m:e>
+                </m:naryPr>
                 <m:sub>
                   <m:r>
                     <w:rPr>
                       <w:rStyle w:val="mord"/>
                       <w:rFonts w:ascii="Cambria Math" w:hAnsi="Cambria Math"/>
                     </w:rPr>
-                    <m:t>1</m:t>
+                    <m:t>i=1</m:t>
                   </m:r>
                 </m:sub>
-              </m:sSub>
+                <m:sup>
+                  <m:r>
+                    <w:rPr>
+                      <w:rStyle w:val="mord"/>
+                      <w:rFonts w:ascii="Cambria Math" w:hAnsi="Cambria Math"/>
+                    </w:rPr>
+                    <m:t>q</m:t>
+                  </m:r>
+                </m:sup>
+                <m:e>
+                  <m:sSub>
+                    <m:sSubPr>
+                      <m:ctrlPr>
+                        <w:rPr>
+                          <w:rStyle w:val="mord"/>
+                          <w:rFonts w:ascii="Cambria Math" w:hAnsi="Cambria Math"/>
+                          <w:i/>
+                        </w:rPr>
+                      </m:ctrlPr>
+                    </m:sSubPr>
+                    <m:e>
+                      <m:r>
+                        <w:rPr>
+                          <w:rStyle w:val="mord"/>
+                          <w:rFonts w:ascii="Cambria Math" w:hAnsi="Cambria Math"/>
+                        </w:rPr>
+                        <m:t>α</m:t>
+                      </m:r>
+                    </m:e>
+                    <m:sub>
+                      <m:r>
+                        <w:rPr>
+                          <w:rStyle w:val="mord"/>
+                          <w:rFonts w:ascii="Cambria Math" w:hAnsi="Cambria Math"/>
+                        </w:rPr>
+                        <m:t>i</m:t>
+                      </m:r>
+                    </m:sub>
+                  </m:sSub>
+                </m:e>
+              </m:nary>
               <m:r>
                 <w:rPr>
                   <w:rStyle w:val="vlist-s"/>
@@ -9765,8 +9938,10 @@
                 </w:rPr>
                 <m:t>-</m:t>
               </m:r>
-              <m:sSub>
-                <m:sSubPr>
+              <m:nary>
+                <m:naryPr>
+                  <m:chr m:val="∑"/>
+                  <m:limLoc m:val="undOvr"/>
                   <m:ctrlPr>
                     <w:rPr>
                       <w:rStyle w:val="mord"/>
@@ -9774,33 +9949,64 @@
                       <w:i/>
                     </w:rPr>
                   </m:ctrlPr>
-                </m:sSubPr>
-                <m:e>
-                  <m:r>
-                    <w:rPr>
-                      <w:rStyle w:val="mord"/>
-                      <w:rFonts w:ascii="Cambria Math" w:hAnsi="Cambria Math"/>
-                    </w:rPr>
-                    <m:t>β</m:t>
-                  </m:r>
-                  <m:ctrlPr>
-                    <w:rPr>
-                      <w:rStyle w:val="mbin"/>
-                      <w:rFonts w:ascii="Cambria Math" w:hAnsi="Cambria Math"/>
-                      <w:i/>
-                    </w:rPr>
-                  </m:ctrlPr>
-                </m:e>
+                </m:naryPr>
                 <m:sub>
                   <m:r>
                     <w:rPr>
                       <w:rStyle w:val="mord"/>
                       <w:rFonts w:ascii="Cambria Math" w:hAnsi="Cambria Math"/>
                     </w:rPr>
-                    <m:t>1</m:t>
+                    <m:t>j</m:t>
+                  </m:r>
+                  <m:r>
+                    <w:rPr>
+                      <w:rStyle w:val="mord"/>
+                      <w:rFonts w:ascii="Cambria Math" w:hAnsi="Cambria Math"/>
+                    </w:rPr>
+                    <m:t>=1</m:t>
                   </m:r>
                 </m:sub>
-              </m:sSub>
+                <m:sup>
+                  <m:r>
+                    <w:rPr>
+                      <w:rStyle w:val="mord"/>
+                      <w:rFonts w:ascii="Cambria Math" w:hAnsi="Cambria Math"/>
+                    </w:rPr>
+                    <m:t>p</m:t>
+                  </m:r>
+                </m:sup>
+                <m:e>
+                  <m:sSub>
+                    <m:sSubPr>
+                      <m:ctrlPr>
+                        <w:rPr>
+                          <w:rStyle w:val="mord"/>
+                          <w:rFonts w:ascii="Cambria Math" w:hAnsi="Cambria Math"/>
+                          <w:i/>
+                        </w:rPr>
+                      </m:ctrlPr>
+                    </m:sSubPr>
+                    <m:e>
+                      <m:r>
+                        <w:rPr>
+                          <w:rStyle w:val="mord"/>
+                          <w:rFonts w:ascii="Cambria Math" w:hAnsi="Cambria Math"/>
+                        </w:rPr>
+                        <m:t>β</m:t>
+                      </m:r>
+                    </m:e>
+                    <m:sub>
+                      <m:r>
+                        <w:rPr>
+                          <w:rStyle w:val="mord"/>
+                          <w:rFonts w:ascii="Cambria Math" w:hAnsi="Cambria Math"/>
+                        </w:rPr>
+                        <m:t>j</m:t>
+                      </m:r>
+                    </m:sub>
+                  </m:sSub>
+                </m:e>
+              </m:nary>
             </m:den>
           </m:f>
           <m:r>
@@ -9813,73 +10019,174 @@
         </m:oMath>
       </m:oMathPara>
     </w:p>
+    <w:p/>
     <w:p>
       <w:r>
-        <w:t xml:space="preserve">Because if the estimated variance process is not stable, the unconditional variance does not exist as a finite number. In the course notes, stability for </w:t>
+        <w:t>I</w:t>
+      </w:r>
+      <w:r>
+        <w:t xml:space="preserve">f the estimated variance process is not stable, the unconditional variance does not exist as a finite number. </w:t>
+      </w:r>
+      <w:r>
+        <w:t xml:space="preserve">Stability </w:t>
+      </w:r>
+      <w:r>
+        <w:t xml:space="preserve">for </w:t>
       </w:r>
       <w:r>
         <w:t>GARCH (</w:t>
       </w:r>
       <w:r>
-        <w:t xml:space="preserve">1,1) requires </w:t>
+        <w:t>p</w:t>
+      </w:r>
+      <w:r>
+        <w:t>,</w:t>
+      </w:r>
+      <w:r>
+        <w:t>q</w:t>
+      </w:r>
+      <w:r>
+        <w:t xml:space="preserve">) requires </w:t>
       </w:r>
       <m:oMath>
-        <m:sSub>
-          <m:sSubPr>
+        <m:nary>
+          <m:naryPr>
+            <m:chr m:val="∑"/>
+            <m:limLoc m:val="undOvr"/>
             <m:ctrlPr>
               <w:rPr>
+                <w:rStyle w:val="mord"/>
                 <w:rFonts w:ascii="Cambria Math" w:hAnsi="Cambria Math"/>
+                <w:i/>
               </w:rPr>
             </m:ctrlPr>
-          </m:sSubPr>
-          <m:e>
-            <m:r>
-              <w:rPr>
-                <w:rFonts w:ascii="Cambria Math" w:hAnsi="Cambria Math"/>
-              </w:rPr>
-              <m:t>α</m:t>
-            </m:r>
-          </m:e>
+          </m:naryPr>
           <m:sub>
             <m:r>
               <w:rPr>
+                <w:rStyle w:val="mord"/>
                 <w:rFonts w:ascii="Cambria Math" w:hAnsi="Cambria Math"/>
               </w:rPr>
-              <m:t>1</m:t>
+              <m:t>i=1</m:t>
             </m:r>
           </m:sub>
-        </m:sSub>
+          <m:sup>
+            <m:r>
+              <w:rPr>
+                <w:rStyle w:val="mord"/>
+                <w:rFonts w:ascii="Cambria Math" w:hAnsi="Cambria Math"/>
+              </w:rPr>
+              <m:t>q</m:t>
+            </m:r>
+          </m:sup>
+          <m:e>
+            <m:sSub>
+              <m:sSubPr>
+                <m:ctrlPr>
+                  <w:rPr>
+                    <w:rStyle w:val="mord"/>
+                    <w:rFonts w:ascii="Cambria Math" w:hAnsi="Cambria Math"/>
+                    <w:i/>
+                  </w:rPr>
+                </m:ctrlPr>
+              </m:sSubPr>
+              <m:e>
+                <m:r>
+                  <w:rPr>
+                    <w:rStyle w:val="mord"/>
+                    <w:rFonts w:ascii="Cambria Math" w:hAnsi="Cambria Math"/>
+                  </w:rPr>
+                  <m:t>α</m:t>
+                </m:r>
+              </m:e>
+              <m:sub>
+                <m:r>
+                  <w:rPr>
+                    <w:rStyle w:val="mord"/>
+                    <w:rFonts w:ascii="Cambria Math" w:hAnsi="Cambria Math"/>
+                  </w:rPr>
+                  <m:t>i</m:t>
+                </m:r>
+              </m:sub>
+            </m:sSub>
+          </m:e>
+        </m:nary>
         <m:r>
           <w:rPr>
+            <w:rStyle w:val="vlist-s"/>
+            <w:rFonts w:ascii="Cambria Math" w:hAnsi="Cambria Math"/>
+          </w:rPr>
+          <m:t>​</m:t>
+        </m:r>
+        <m:r>
+          <w:rPr>
+            <w:rStyle w:val="mbin"/>
             <w:rFonts w:ascii="Cambria Math" w:hAnsi="Cambria Math"/>
           </w:rPr>
           <m:t>+</m:t>
         </m:r>
-        <m:sSub>
-          <m:sSubPr>
+        <m:nary>
+          <m:naryPr>
+            <m:chr m:val="∑"/>
+            <m:limLoc m:val="undOvr"/>
             <m:ctrlPr>
               <w:rPr>
+                <w:rStyle w:val="mord"/>
                 <w:rFonts w:ascii="Cambria Math" w:hAnsi="Cambria Math"/>
+                <w:i/>
               </w:rPr>
             </m:ctrlPr>
-          </m:sSubPr>
-          <m:e>
-            <m:r>
-              <w:rPr>
-                <w:rFonts w:ascii="Cambria Math" w:hAnsi="Cambria Math"/>
-              </w:rPr>
-              <m:t>β</m:t>
-            </m:r>
-          </m:e>
+          </m:naryPr>
           <m:sub>
             <m:r>
               <w:rPr>
+                <w:rStyle w:val="mord"/>
                 <w:rFonts w:ascii="Cambria Math" w:hAnsi="Cambria Math"/>
               </w:rPr>
-              <m:t>1</m:t>
+              <m:t>j=1</m:t>
             </m:r>
           </m:sub>
-        </m:sSub>
+          <m:sup>
+            <m:r>
+              <w:rPr>
+                <w:rStyle w:val="mord"/>
+                <w:rFonts w:ascii="Cambria Math" w:hAnsi="Cambria Math"/>
+              </w:rPr>
+              <m:t>p</m:t>
+            </m:r>
+          </m:sup>
+          <m:e>
+            <m:sSub>
+              <m:sSubPr>
+                <m:ctrlPr>
+                  <w:rPr>
+                    <w:rStyle w:val="mord"/>
+                    <w:rFonts w:ascii="Cambria Math" w:hAnsi="Cambria Math"/>
+                    <w:i/>
+                  </w:rPr>
+                </m:ctrlPr>
+              </m:sSubPr>
+              <m:e>
+                <m:r>
+                  <w:rPr>
+                    <w:rStyle w:val="mord"/>
+                    <w:rFonts w:ascii="Cambria Math" w:hAnsi="Cambria Math"/>
+                  </w:rPr>
+                  <m:t>β</m:t>
+                </m:r>
+              </m:e>
+              <m:sub>
+                <m:r>
+                  <w:rPr>
+                    <w:rStyle w:val="mord"/>
+                    <w:rFonts w:ascii="Cambria Math" w:hAnsi="Cambria Math"/>
+                  </w:rPr>
+                  <m:t>j</m:t>
+                </m:r>
+              </m:sub>
+            </m:sSub>
+          </m:e>
+        </m:nary>
         <m:r>
           <w:rPr>
             <w:rFonts w:ascii="Cambria Math" w:hAnsi="Cambria Math"/>
@@ -9888,7 +10195,13 @@
         </m:r>
       </m:oMath>
       <w:r>
-        <w:t>. If that fails, the long-run variance does not converge to a finite value.</w:t>
+        <w:t>. If th</w:t>
+      </w:r>
+      <w:r>
+        <w:t>is</w:t>
+      </w:r>
+      <w:r>
+        <w:t xml:space="preserve"> fails, the long-run variance does not converge to a finite value.</w:t>
       </w:r>
     </w:p>
     <w:p/>
@@ -10911,14 +11224,7 @@
                 <w:b/>
                 <w:bCs/>
               </w:rPr>
-              <w:t xml:space="preserve"> </w:t>
-            </w:r>
-            <w:r>
-              <w:rPr>
-                <w:b/>
-                <w:bCs/>
-              </w:rPr>
-              <w:t>)</w:t>
+              <w:t xml:space="preserve"> )</w:t>
             </w:r>
           </w:p>
         </w:tc>
@@ -12369,12 +12675,21 @@
     <w:p/>
     <w:p>
       <w:pPr>
+        <w:spacing w:after="160" w:line="278" w:lineRule="auto"/>
+      </w:pPr>
+      <w:r>
+        <w:br w:type="page"/>
+      </w:r>
+    </w:p>
+    <w:p>
+      <w:pPr>
         <w:rPr>
           <w:b/>
           <w:bCs/>
         </w:rPr>
       </w:pPr>
       <w:r>
+        <w:lastRenderedPageBreak/>
         <w:t>The estimated return distribution across four exchange rates indicate that all currencies indicate negative mean returns.</w:t>
       </w:r>
       <w:r>
@@ -12417,17 +12732,13 @@
         <w:t>reflecting greater stability</w:t>
       </w:r>
       <w:r>
-        <w:t xml:space="preserve"> given its construction as a diversified basket of currencies. This is supported by a relatively neutral probability of downside returns compared to the others. In contrast, USD and SDR display </w:t>
-      </w:r>
-      <w:r>
-        <w:lastRenderedPageBreak/>
-        <w:t xml:space="preserve">higher volatility and likelihood of negative returns, making them less desirable from a risk-adjusted </w:t>
-      </w:r>
-      <w:commentRangeStart w:id="2"/>
+        <w:t xml:space="preserve"> given its construction as a diversified basket of currencies. This is supported by a relatively neutral probability of downside returns compared to the others. In contrast, USD and SDR display higher volatility and likelihood of negative returns, making them less desirable from a risk-adjusted </w:t>
+      </w:r>
+      <w:commentRangeStart w:id="3"/>
       <w:r>
         <w:t xml:space="preserve">perspective. </w:t>
       </w:r>
-      <w:commentRangeEnd w:id="2"/>
+      <w:commentRangeEnd w:id="3"/>
       <w:r>
         <w:rPr>
           <w:rStyle w:val="CommentReference"/>
@@ -12436,214 +12747,7 @@
           <w:sz w:val="24"/>
           <w:szCs w:val="24"/>
         </w:rPr>
-        <w:commentReference w:id="2"/>
-      </w:r>
-    </w:p>
-    <w:p/>
-    <w:p/>
-    <w:p/>
-    <w:p/>
-    <w:p>
-      <w:r>
-        <w:br w:type="page"/>
-      </w:r>
-    </w:p>
-    <w:p>
-      <w:r>
-        <w:lastRenderedPageBreak/>
-        <w:t xml:space="preserve">Appendix </w:t>
-      </w:r>
-    </w:p>
-    <w:p>
-      <w:r>
-        <w:rPr>
-          <w:noProof/>
-        </w:rPr>
-        <w:drawing>
-          <wp:inline distT="0" distB="0" distL="0" distR="0" wp14:anchorId="4593960B" wp14:editId="184E9435">
-            <wp:extent cx="5731510" cy="4486910"/>
-            <wp:effectExtent l="0" t="0" r="0" b="0"/>
-            <wp:docPr id="761986133" name="Picture 1"/>
-            <wp:cNvGraphicFramePr>
-              <a:graphicFrameLocks xmlns:a="http://schemas.openxmlformats.org/drawingml/2006/main" noChangeAspect="1"/>
-            </wp:cNvGraphicFramePr>
-            <a:graphic xmlns:a="http://schemas.openxmlformats.org/drawingml/2006/main">
-              <a:graphicData uri="http://schemas.openxmlformats.org/drawingml/2006/picture">
-                <pic:pic xmlns:pic="http://schemas.openxmlformats.org/drawingml/2006/picture">
-                  <pic:nvPicPr>
-                    <pic:cNvPr id="761986133" name=""/>
-                    <pic:cNvPicPr/>
-                  </pic:nvPicPr>
-                  <pic:blipFill>
-                    <a:blip r:embed="rId40"/>
-                    <a:stretch>
-                      <a:fillRect/>
-                    </a:stretch>
-                  </pic:blipFill>
-                  <pic:spPr>
-                    <a:xfrm>
-                      <a:off x="0" y="0"/>
-                      <a:ext cx="5731510" cy="4486910"/>
-                    </a:xfrm>
-                    <a:prstGeom prst="rect">
-                      <a:avLst/>
-                    </a:prstGeom>
-                  </pic:spPr>
-                </pic:pic>
-              </a:graphicData>
-            </a:graphic>
-          </wp:inline>
-        </w:drawing>
-      </w:r>
-    </w:p>
-    <w:p>
-      <w:r>
-        <w:rPr>
-          <w:noProof/>
-        </w:rPr>
-        <w:drawing>
-          <wp:inline distT="0" distB="0" distL="0" distR="0" wp14:anchorId="6811EB78" wp14:editId="7EA0DD1F">
-            <wp:extent cx="5731510" cy="2185416"/>
-            <wp:effectExtent l="0" t="0" r="0" b="0"/>
-            <wp:docPr id="1487710694" name="Picture 1"/>
-            <wp:cNvGraphicFramePr>
-              <a:graphicFrameLocks xmlns:a="http://schemas.openxmlformats.org/drawingml/2006/main" noChangeAspect="1"/>
-            </wp:cNvGraphicFramePr>
-            <a:graphic xmlns:a="http://schemas.openxmlformats.org/drawingml/2006/main">
-              <a:graphicData uri="http://schemas.openxmlformats.org/drawingml/2006/picture">
-                <pic:pic xmlns:pic="http://schemas.openxmlformats.org/drawingml/2006/picture">
-                  <pic:nvPicPr>
-                    <pic:cNvPr id="1487710694" name=""/>
-                    <pic:cNvPicPr/>
-                  </pic:nvPicPr>
-                  <pic:blipFill rotWithShape="1">
-                    <a:blip r:embed="rId41"/>
-                    <a:srcRect b="51294"/>
-                    <a:stretch>
-                      <a:fillRect/>
-                    </a:stretch>
-                  </pic:blipFill>
-                  <pic:spPr bwMode="auto">
-                    <a:xfrm>
-                      <a:off x="0" y="0"/>
-                      <a:ext cx="5731510" cy="2185416"/>
-                    </a:xfrm>
-                    <a:prstGeom prst="rect">
-                      <a:avLst/>
-                    </a:prstGeom>
-                    <a:ln>
-                      <a:noFill/>
-                    </a:ln>
-                    <a:extLst>
-                      <a:ext uri="{53640926-AAD7-44D8-BBD7-CCE9431645EC}">
-                        <a14:shadowObscured xmlns:a14="http://schemas.microsoft.com/office/drawing/2010/main"/>
-                      </a:ext>
-                    </a:extLst>
-                  </pic:spPr>
-                </pic:pic>
-              </a:graphicData>
-            </a:graphic>
-          </wp:inline>
-        </w:drawing>
-      </w:r>
-    </w:p>
-    <w:p>
-      <w:r>
-        <w:t>TWI:</w:t>
-      </w:r>
-    </w:p>
-    <w:p>
-      <w:r>
-        <w:rPr>
-          <w:noProof/>
-        </w:rPr>
-        <w:lastRenderedPageBreak/>
-        <w:drawing>
-          <wp:inline distT="0" distB="0" distL="0" distR="0" wp14:anchorId="62E68352" wp14:editId="55E49846">
-            <wp:extent cx="5731510" cy="4486910"/>
-            <wp:effectExtent l="0" t="0" r="0" b="0"/>
-            <wp:docPr id="950612237" name="Picture 1"/>
-            <wp:cNvGraphicFramePr>
-              <a:graphicFrameLocks xmlns:a="http://schemas.openxmlformats.org/drawingml/2006/main" noChangeAspect="1"/>
-            </wp:cNvGraphicFramePr>
-            <a:graphic xmlns:a="http://schemas.openxmlformats.org/drawingml/2006/main">
-              <a:graphicData uri="http://schemas.openxmlformats.org/drawingml/2006/picture">
-                <pic:pic xmlns:pic="http://schemas.openxmlformats.org/drawingml/2006/picture">
-                  <pic:nvPicPr>
-                    <pic:cNvPr id="950612237" name=""/>
-                    <pic:cNvPicPr/>
-                  </pic:nvPicPr>
-                  <pic:blipFill>
-                    <a:blip r:embed="rId42"/>
-                    <a:stretch>
-                      <a:fillRect/>
-                    </a:stretch>
-                  </pic:blipFill>
-                  <pic:spPr>
-                    <a:xfrm>
-                      <a:off x="0" y="0"/>
-                      <a:ext cx="5731510" cy="4486910"/>
-                    </a:xfrm>
-                    <a:prstGeom prst="rect">
-                      <a:avLst/>
-                    </a:prstGeom>
-                  </pic:spPr>
-                </pic:pic>
-              </a:graphicData>
-            </a:graphic>
-          </wp:inline>
-        </w:drawing>
-      </w:r>
-    </w:p>
-    <w:p>
-      <w:r>
-        <w:rPr>
-          <w:noProof/>
-        </w:rPr>
-        <w:drawing>
-          <wp:inline distT="0" distB="0" distL="0" distR="0" wp14:anchorId="6F2BCCDE" wp14:editId="16B99F35">
-            <wp:extent cx="5731510" cy="2432050"/>
-            <wp:effectExtent l="0" t="0" r="0" b="6350"/>
-            <wp:docPr id="630544550" name="Picture 1"/>
-            <wp:cNvGraphicFramePr>
-              <a:graphicFrameLocks xmlns:a="http://schemas.openxmlformats.org/drawingml/2006/main" noChangeAspect="1"/>
-            </wp:cNvGraphicFramePr>
-            <a:graphic xmlns:a="http://schemas.openxmlformats.org/drawingml/2006/main">
-              <a:graphicData uri="http://schemas.openxmlformats.org/drawingml/2006/picture">
-                <pic:pic xmlns:pic="http://schemas.openxmlformats.org/drawingml/2006/picture">
-                  <pic:nvPicPr>
-                    <pic:cNvPr id="630544550" name=""/>
-                    <pic:cNvPicPr/>
-                  </pic:nvPicPr>
-                  <pic:blipFill rotWithShape="1">
-                    <a:blip r:embed="rId43"/>
-                    <a:srcRect b="45791"/>
-                    <a:stretch>
-                      <a:fillRect/>
-                    </a:stretch>
-                  </pic:blipFill>
-                  <pic:spPr bwMode="auto">
-                    <a:xfrm>
-                      <a:off x="0" y="0"/>
-                      <a:ext cx="5731510" cy="2432050"/>
-                    </a:xfrm>
-                    <a:prstGeom prst="rect">
-                      <a:avLst/>
-                    </a:prstGeom>
-                    <a:ln>
-                      <a:noFill/>
-                    </a:ln>
-                    <a:extLst>
-                      <a:ext uri="{53640926-AAD7-44D8-BBD7-CCE9431645EC}">
-                        <a14:shadowObscured xmlns:a14="http://schemas.microsoft.com/office/drawing/2010/main"/>
-                      </a:ext>
-                    </a:extLst>
-                  </pic:spPr>
-                </pic:pic>
-              </a:graphicData>
-            </a:graphic>
-          </wp:inline>
-        </w:drawing>
+        <w:commentReference w:id="3"/>
       </w:r>
     </w:p>
     <w:p/>
@@ -12651,1662 +12755,8 @@
     <w:p/>
     <w:p/>
     <w:p/>
-    <w:p/>
-    <w:p>
-      <w:r>
-        <w:t xml:space="preserve">Sdr: </w:t>
-      </w:r>
-    </w:p>
-    <w:p>
-      <w:r>
-        <w:rPr>
-          <w:noProof/>
-        </w:rPr>
-        <w:lastRenderedPageBreak/>
-        <w:drawing>
-          <wp:inline distT="0" distB="0" distL="0" distR="0" wp14:anchorId="7E8438AD" wp14:editId="493545BA">
-            <wp:extent cx="5731510" cy="4486910"/>
-            <wp:effectExtent l="0" t="0" r="0" b="0"/>
-            <wp:docPr id="1210608206" name="Picture 1"/>
-            <wp:cNvGraphicFramePr>
-              <a:graphicFrameLocks xmlns:a="http://schemas.openxmlformats.org/drawingml/2006/main" noChangeAspect="1"/>
-            </wp:cNvGraphicFramePr>
-            <a:graphic xmlns:a="http://schemas.openxmlformats.org/drawingml/2006/main">
-              <a:graphicData uri="http://schemas.openxmlformats.org/drawingml/2006/picture">
-                <pic:pic xmlns:pic="http://schemas.openxmlformats.org/drawingml/2006/picture">
-                  <pic:nvPicPr>
-                    <pic:cNvPr id="1210608206" name=""/>
-                    <pic:cNvPicPr/>
-                  </pic:nvPicPr>
-                  <pic:blipFill>
-                    <a:blip r:embed="rId44"/>
-                    <a:stretch>
-                      <a:fillRect/>
-                    </a:stretch>
-                  </pic:blipFill>
-                  <pic:spPr>
-                    <a:xfrm>
-                      <a:off x="0" y="0"/>
-                      <a:ext cx="5731510" cy="4486910"/>
-                    </a:xfrm>
-                    <a:prstGeom prst="rect">
-                      <a:avLst/>
-                    </a:prstGeom>
-                  </pic:spPr>
-                </pic:pic>
-              </a:graphicData>
-            </a:graphic>
-          </wp:inline>
-        </w:drawing>
-      </w:r>
-    </w:p>
-    <w:p>
-      <w:r>
-        <w:rPr>
-          <w:noProof/>
-        </w:rPr>
-        <w:drawing>
-          <wp:inline distT="0" distB="0" distL="0" distR="0" wp14:anchorId="54508DED" wp14:editId="551794FE">
-            <wp:extent cx="5730271" cy="2231136"/>
-            <wp:effectExtent l="0" t="0" r="0" b="4445"/>
-            <wp:docPr id="442434664" name="Picture 1"/>
-            <wp:cNvGraphicFramePr>
-              <a:graphicFrameLocks xmlns:a="http://schemas.openxmlformats.org/drawingml/2006/main" noChangeAspect="1"/>
-            </wp:cNvGraphicFramePr>
-            <a:graphic xmlns:a="http://schemas.openxmlformats.org/drawingml/2006/main">
-              <a:graphicData uri="http://schemas.openxmlformats.org/drawingml/2006/picture">
-                <pic:pic xmlns:pic="http://schemas.openxmlformats.org/drawingml/2006/picture">
-                  <pic:nvPicPr>
-                    <pic:cNvPr id="442434664" name=""/>
-                    <pic:cNvPicPr/>
-                  </pic:nvPicPr>
-                  <pic:blipFill rotWithShape="1">
-                    <a:blip r:embed="rId45"/>
-                    <a:srcRect b="50264"/>
-                    <a:stretch>
-                      <a:fillRect/>
-                    </a:stretch>
-                  </pic:blipFill>
-                  <pic:spPr bwMode="auto">
-                    <a:xfrm>
-                      <a:off x="0" y="0"/>
-                      <a:ext cx="5731510" cy="2231618"/>
-                    </a:xfrm>
-                    <a:prstGeom prst="rect">
-                      <a:avLst/>
-                    </a:prstGeom>
-                    <a:ln>
-                      <a:noFill/>
-                    </a:ln>
-                    <a:extLst>
-                      <a:ext uri="{53640926-AAD7-44D8-BBD7-CCE9431645EC}">
-                        <a14:shadowObscured xmlns:a14="http://schemas.microsoft.com/office/drawing/2010/main"/>
-                      </a:ext>
-                    </a:extLst>
-                  </pic:spPr>
-                </pic:pic>
-              </a:graphicData>
-            </a:graphic>
-          </wp:inline>
-        </w:drawing>
-      </w:r>
-    </w:p>
-    <w:p>
-      <w:r>
-        <w:t xml:space="preserve">CNY: </w:t>
-      </w:r>
-    </w:p>
-    <w:p>
-      <w:pPr>
-        <w:jc w:val="center"/>
-      </w:pPr>
-      <m:oMath>
-        <m:sSub>
-          <m:sSubPr>
-            <m:ctrlPr>
-              <w:rPr>
-                <w:rFonts w:ascii="Cambria Math" w:hAnsi="Cambria Math"/>
-                <w:i/>
-              </w:rPr>
-            </m:ctrlPr>
-          </m:sSubPr>
-          <m:e>
-            <m:r>
-              <w:rPr>
-                <w:rFonts w:ascii="Cambria Math" w:hAnsi="Cambria Math"/>
-              </w:rPr>
-              <m:t>r</m:t>
-            </m:r>
-          </m:e>
-          <m:sub>
-            <m:r>
-              <w:rPr>
-                <w:rFonts w:ascii="Cambria Math" w:hAnsi="Cambria Math"/>
-              </w:rPr>
-              <m:t>1</m:t>
-            </m:r>
-          </m:sub>
-        </m:sSub>
-        <m:r>
-          <w:rPr>
-            <w:rFonts w:ascii="Cambria Math" w:hAnsi="Cambria Math"/>
-          </w:rPr>
-          <m:t>~N</m:t>
-        </m:r>
-        <m:d>
-          <m:dPr>
-            <m:ctrlPr>
-              <w:rPr>
-                <w:rFonts w:ascii="Cambria Math" w:hAnsi="Cambria Math"/>
-                <w:i/>
-              </w:rPr>
-            </m:ctrlPr>
-          </m:dPr>
-          <m:e>
-            <m:r>
-              <w:rPr>
-                <w:rFonts w:ascii="Cambria Math" w:hAnsi="Cambria Math"/>
-              </w:rPr>
-              <m:t>-0.0159,</m:t>
-            </m:r>
-            <m:sSup>
-              <m:sSupPr>
-                <m:ctrlPr>
-                  <w:rPr>
-                    <w:rFonts w:ascii="Cambria Math" w:hAnsi="Cambria Math"/>
-                    <w:i/>
-                  </w:rPr>
-                </m:ctrlPr>
-              </m:sSupPr>
-              <m:e>
-                <m:r>
-                  <w:rPr>
-                    <w:rFonts w:ascii="Cambria Math" w:hAnsi="Cambria Math"/>
-                  </w:rPr>
-                  <m:t>0.491</m:t>
-                </m:r>
-              </m:e>
-              <m:sup>
-                <m:r>
-                  <w:rPr>
-                    <w:rFonts w:ascii="Cambria Math" w:hAnsi="Cambria Math"/>
-                  </w:rPr>
-                  <m:t>2</m:t>
-                </m:r>
-              </m:sup>
-            </m:sSup>
-          </m:e>
-        </m:d>
-      </m:oMath>
-      <w:r>
-        <w:t xml:space="preserve">, </w:t>
-      </w:r>
-      <m:oMath>
-        <m:sSub>
-          <m:sSubPr>
-            <m:ctrlPr>
-              <w:rPr>
-                <w:rFonts w:ascii="Cambria Math" w:hAnsi="Cambria Math"/>
-                <w:i/>
-              </w:rPr>
-            </m:ctrlPr>
-          </m:sSubPr>
-          <m:e>
-            <m:r>
-              <w:rPr>
-                <w:rFonts w:ascii="Cambria Math" w:hAnsi="Cambria Math"/>
-              </w:rPr>
-              <m:t>r</m:t>
-            </m:r>
-          </m:e>
-          <m:sub>
-            <m:r>
-              <w:rPr>
-                <w:rFonts w:ascii="Cambria Math" w:hAnsi="Cambria Math"/>
-              </w:rPr>
-              <m:t>2</m:t>
-            </m:r>
-          </m:sub>
-        </m:sSub>
-        <m:r>
-          <w:rPr>
-            <w:rFonts w:ascii="Cambria Math" w:hAnsi="Cambria Math"/>
-          </w:rPr>
-          <m:t>~N</m:t>
-        </m:r>
-        <m:d>
-          <m:dPr>
-            <m:ctrlPr>
-              <w:rPr>
-                <w:rFonts w:ascii="Cambria Math" w:hAnsi="Cambria Math"/>
-                <w:i/>
-              </w:rPr>
-            </m:ctrlPr>
-          </m:dPr>
-          <m:e>
-            <m:r>
-              <w:rPr>
-                <w:rFonts w:ascii="Cambria Math" w:hAnsi="Cambria Math"/>
-              </w:rPr>
-              <m:t>-0.0156,</m:t>
-            </m:r>
-            <m:sSup>
-              <m:sSupPr>
-                <m:ctrlPr>
-                  <w:rPr>
-                    <w:rFonts w:ascii="Cambria Math" w:hAnsi="Cambria Math"/>
-                    <w:i/>
-                  </w:rPr>
-                </m:ctrlPr>
-              </m:sSupPr>
-              <m:e>
-                <m:r>
-                  <w:rPr>
-                    <w:rFonts w:ascii="Cambria Math" w:hAnsi="Cambria Math"/>
-                  </w:rPr>
-                  <m:t>0.499</m:t>
-                </m:r>
-              </m:e>
-              <m:sup>
-                <m:r>
-                  <w:rPr>
-                    <w:rFonts w:ascii="Cambria Math" w:hAnsi="Cambria Math"/>
-                  </w:rPr>
-                  <m:t>2</m:t>
-                </m:r>
-              </m:sup>
-            </m:sSup>
-          </m:e>
-        </m:d>
-      </m:oMath>
-      <w:r>
-        <w:t>,</w:t>
-      </w:r>
-    </w:p>
-    <w:p>
-      <w:pPr>
-        <w:jc w:val="center"/>
-      </w:pPr>
-      <m:oMath>
-        <m:r>
-          <w:rPr>
-            <w:rFonts w:ascii="Cambria Math" w:hAnsi="Cambria Math"/>
-          </w:rPr>
-          <w:lastRenderedPageBreak/>
-          <m:t>P</m:t>
-        </m:r>
-        <m:d>
-          <m:dPr>
-            <m:ctrlPr>
-              <w:rPr>
-                <w:rFonts w:ascii="Cambria Math" w:hAnsi="Cambria Math"/>
-                <w:i/>
-              </w:rPr>
-            </m:ctrlPr>
-          </m:dPr>
-          <m:e>
-            <m:sSub>
-              <m:sSubPr>
-                <m:ctrlPr>
-                  <w:rPr>
-                    <w:rFonts w:ascii="Cambria Math" w:hAnsi="Cambria Math"/>
-                    <w:i/>
-                  </w:rPr>
-                </m:ctrlPr>
-              </m:sSubPr>
-              <m:e>
-                <m:r>
-                  <w:rPr>
-                    <w:rFonts w:ascii="Cambria Math" w:hAnsi="Cambria Math"/>
-                  </w:rPr>
-                  <m:t>r</m:t>
-                </m:r>
-              </m:e>
-              <m:sub>
-                <m:r>
-                  <w:rPr>
-                    <w:rFonts w:ascii="Cambria Math" w:hAnsi="Cambria Math"/>
-                  </w:rPr>
-                  <m:t>1</m:t>
-                </m:r>
-              </m:sub>
-            </m:sSub>
-            <m:r>
-              <w:rPr>
-                <w:rFonts w:ascii="Cambria Math" w:hAnsi="Cambria Math"/>
-              </w:rPr>
-              <m:t>&lt;0.01%</m:t>
-            </m:r>
-          </m:e>
-        </m:d>
-        <m:r>
-          <w:rPr>
-            <w:rFonts w:ascii="Cambria Math" w:hAnsi="Cambria Math"/>
-          </w:rPr>
-          <m:t xml:space="preserve">=52.10%, </m:t>
-        </m:r>
-      </m:oMath>
-      <w:r>
-        <w:t xml:space="preserve">, </w:t>
-      </w:r>
-      <m:oMath>
-        <m:r>
-          <w:rPr>
-            <w:rFonts w:ascii="Cambria Math" w:hAnsi="Cambria Math"/>
-          </w:rPr>
-          <m:t>P</m:t>
-        </m:r>
-        <m:d>
-          <m:dPr>
-            <m:ctrlPr>
-              <w:rPr>
-                <w:rFonts w:ascii="Cambria Math" w:hAnsi="Cambria Math"/>
-                <w:i/>
-              </w:rPr>
-            </m:ctrlPr>
-          </m:dPr>
-          <m:e>
-            <m:sSub>
-              <m:sSubPr>
-                <m:ctrlPr>
-                  <w:rPr>
-                    <w:rFonts w:ascii="Cambria Math" w:hAnsi="Cambria Math"/>
-                    <w:i/>
-                  </w:rPr>
-                </m:ctrlPr>
-              </m:sSubPr>
-              <m:e>
-                <m:r>
-                  <w:rPr>
-                    <w:rFonts w:ascii="Cambria Math" w:hAnsi="Cambria Math"/>
-                  </w:rPr>
-                  <m:t>r</m:t>
-                </m:r>
-              </m:e>
-              <m:sub>
-                <m:r>
-                  <w:rPr>
-                    <w:rFonts w:ascii="Cambria Math" w:hAnsi="Cambria Math"/>
-                  </w:rPr>
-                  <m:t>2</m:t>
-                </m:r>
-              </m:sub>
-            </m:sSub>
-            <m:r>
-              <w:rPr>
-                <w:rFonts w:ascii="Cambria Math" w:hAnsi="Cambria Math"/>
-              </w:rPr>
-              <m:t>&lt;0.01%</m:t>
-            </m:r>
-          </m:e>
-        </m:d>
-        <m:r>
-          <w:rPr>
-            <w:rFonts w:ascii="Cambria Math" w:hAnsi="Cambria Math"/>
-          </w:rPr>
-          <m:t>=52.04%</m:t>
-        </m:r>
-      </m:oMath>
-      <w:r>
-        <w:rPr>
-          <w:noProof/>
-        </w:rPr>
-        <w:drawing>
-          <wp:inline distT="0" distB="0" distL="0" distR="0" wp14:anchorId="14529830" wp14:editId="3FA51D97">
-            <wp:extent cx="2544881" cy="1992259"/>
-            <wp:effectExtent l="0" t="0" r="0" b="1905"/>
-            <wp:docPr id="127119593" name="Picture 1"/>
-            <wp:cNvGraphicFramePr>
-              <a:graphicFrameLocks xmlns:a="http://schemas.openxmlformats.org/drawingml/2006/main" noChangeAspect="1"/>
-            </wp:cNvGraphicFramePr>
-            <a:graphic xmlns:a="http://schemas.openxmlformats.org/drawingml/2006/main">
-              <a:graphicData uri="http://schemas.openxmlformats.org/drawingml/2006/picture">
-                <pic:pic xmlns:pic="http://schemas.openxmlformats.org/drawingml/2006/picture">
-                  <pic:nvPicPr>
-                    <pic:cNvPr id="127119593" name=""/>
-                    <pic:cNvPicPr/>
-                  </pic:nvPicPr>
-                  <pic:blipFill>
-                    <a:blip r:embed="rId46"/>
-                    <a:stretch>
-                      <a:fillRect/>
-                    </a:stretch>
-                  </pic:blipFill>
-                  <pic:spPr>
-                    <a:xfrm>
-                      <a:off x="0" y="0"/>
-                      <a:ext cx="2674622" cy="2093827"/>
-                    </a:xfrm>
-                    <a:prstGeom prst="rect">
-                      <a:avLst/>
-                    </a:prstGeom>
-                  </pic:spPr>
-                </pic:pic>
-              </a:graphicData>
-            </a:graphic>
-          </wp:inline>
-        </w:drawing>
-      </w:r>
-      <w:r>
-        <w:rPr>
-          <w:noProof/>
-        </w:rPr>
-        <w:t xml:space="preserve"> </w:t>
-      </w:r>
-      <w:r>
-        <w:rPr>
-          <w:noProof/>
-        </w:rPr>
-        <w:drawing>
-          <wp:inline distT="0" distB="0" distL="0" distR="0" wp14:anchorId="3C6CED84" wp14:editId="39E0BB9E">
-            <wp:extent cx="2541320" cy="1989471"/>
-            <wp:effectExtent l="0" t="0" r="0" b="4445"/>
-            <wp:docPr id="1024324106" name="Picture 1"/>
-            <wp:cNvGraphicFramePr>
-              <a:graphicFrameLocks xmlns:a="http://schemas.openxmlformats.org/drawingml/2006/main" noChangeAspect="1"/>
-            </wp:cNvGraphicFramePr>
-            <a:graphic xmlns:a="http://schemas.openxmlformats.org/drawingml/2006/main">
-              <a:graphicData uri="http://schemas.openxmlformats.org/drawingml/2006/picture">
-                <pic:pic xmlns:pic="http://schemas.openxmlformats.org/drawingml/2006/picture">
-                  <pic:nvPicPr>
-                    <pic:cNvPr id="1024324106" name=""/>
-                    <pic:cNvPicPr/>
-                  </pic:nvPicPr>
-                  <pic:blipFill>
-                    <a:blip r:embed="rId47"/>
-                    <a:stretch>
-                      <a:fillRect/>
-                    </a:stretch>
-                  </pic:blipFill>
-                  <pic:spPr>
-                    <a:xfrm>
-                      <a:off x="0" y="0"/>
-                      <a:ext cx="2563924" cy="2007167"/>
-                    </a:xfrm>
-                    <a:prstGeom prst="rect">
-                      <a:avLst/>
-                    </a:prstGeom>
-                  </pic:spPr>
-                </pic:pic>
-              </a:graphicData>
-            </a:graphic>
-          </wp:inline>
-        </w:drawing>
-      </w:r>
-    </w:p>
-    <w:p>
-      <w:r>
-        <w:t xml:space="preserve">USD: </w:t>
-      </w:r>
-    </w:p>
-    <w:p>
-      <w:pPr>
-        <w:jc w:val="center"/>
-      </w:pPr>
-      <m:oMath>
-        <m:sSub>
-          <m:sSubPr>
-            <m:ctrlPr>
-              <w:rPr>
-                <w:rFonts w:ascii="Cambria Math" w:hAnsi="Cambria Math"/>
-                <w:i/>
-              </w:rPr>
-            </m:ctrlPr>
-          </m:sSubPr>
-          <m:e>
-            <m:r>
-              <w:rPr>
-                <w:rFonts w:ascii="Cambria Math" w:hAnsi="Cambria Math"/>
-              </w:rPr>
-              <m:t>r</m:t>
-            </m:r>
-          </m:e>
-          <m:sub>
-            <m:r>
-              <w:rPr>
-                <w:rFonts w:ascii="Cambria Math" w:hAnsi="Cambria Math"/>
-              </w:rPr>
-              <m:t>1</m:t>
-            </m:r>
-          </m:sub>
-        </m:sSub>
-        <m:r>
-          <w:rPr>
-            <w:rFonts w:ascii="Cambria Math" w:hAnsi="Cambria Math"/>
-          </w:rPr>
-          <m:t>~N</m:t>
-        </m:r>
-        <m:d>
-          <m:dPr>
-            <m:ctrlPr>
-              <w:rPr>
-                <w:rFonts w:ascii="Cambria Math" w:hAnsi="Cambria Math"/>
-                <w:i/>
-              </w:rPr>
-            </m:ctrlPr>
-          </m:dPr>
-          <m:e>
-            <m:r>
-              <w:rPr>
-                <w:rFonts w:ascii="Cambria Math" w:hAnsi="Cambria Math"/>
-              </w:rPr>
-              <m:t>-0.0381,</m:t>
-            </m:r>
-            <m:sSup>
-              <m:sSupPr>
-                <m:ctrlPr>
-                  <w:rPr>
-                    <w:rFonts w:ascii="Cambria Math" w:hAnsi="Cambria Math"/>
-                    <w:i/>
-                  </w:rPr>
-                </m:ctrlPr>
-              </m:sSupPr>
-              <m:e>
-                <m:r>
-                  <w:rPr>
-                    <w:rFonts w:ascii="Cambria Math" w:hAnsi="Cambria Math"/>
-                  </w:rPr>
-                  <m:t>0.480</m:t>
-                </m:r>
-              </m:e>
-              <m:sup>
-                <m:r>
-                  <w:rPr>
-                    <w:rFonts w:ascii="Cambria Math" w:hAnsi="Cambria Math"/>
-                  </w:rPr>
-                  <m:t>2</m:t>
-                </m:r>
-              </m:sup>
-            </m:sSup>
-          </m:e>
-        </m:d>
-      </m:oMath>
-      <w:r>
-        <w:t xml:space="preserve">, </w:t>
-      </w:r>
-      <m:oMath>
-        <m:sSub>
-          <m:sSubPr>
-            <m:ctrlPr>
-              <w:rPr>
-                <w:rFonts w:ascii="Cambria Math" w:hAnsi="Cambria Math"/>
-                <w:i/>
-              </w:rPr>
-            </m:ctrlPr>
-          </m:sSubPr>
-          <m:e>
-            <m:r>
-              <w:rPr>
-                <w:rFonts w:ascii="Cambria Math" w:hAnsi="Cambria Math"/>
-              </w:rPr>
-              <m:t>r</m:t>
-            </m:r>
-          </m:e>
-          <m:sub>
-            <m:r>
-              <w:rPr>
-                <w:rFonts w:ascii="Cambria Math" w:hAnsi="Cambria Math"/>
-              </w:rPr>
-              <m:t>2</m:t>
-            </m:r>
-          </m:sub>
-        </m:sSub>
-        <m:r>
-          <w:rPr>
-            <w:rFonts w:ascii="Cambria Math" w:hAnsi="Cambria Math"/>
-          </w:rPr>
-          <m:t>~N</m:t>
-        </m:r>
-        <m:d>
-          <m:dPr>
-            <m:ctrlPr>
-              <w:rPr>
-                <w:rFonts w:ascii="Cambria Math" w:hAnsi="Cambria Math"/>
-                <w:i/>
-              </w:rPr>
-            </m:ctrlPr>
-          </m:dPr>
-          <m:e>
-            <m:r>
-              <w:rPr>
-                <w:rFonts w:ascii="Cambria Math" w:hAnsi="Cambria Math"/>
-              </w:rPr>
-              <m:t>-0.0375,</m:t>
-            </m:r>
-            <m:sSup>
-              <m:sSupPr>
-                <m:ctrlPr>
-                  <w:rPr>
-                    <w:rFonts w:ascii="Cambria Math" w:hAnsi="Cambria Math"/>
-                    <w:i/>
-                  </w:rPr>
-                </m:ctrlPr>
-              </m:sSupPr>
-              <m:e>
-                <m:r>
-                  <w:rPr>
-                    <w:rFonts w:ascii="Cambria Math" w:hAnsi="Cambria Math"/>
-                  </w:rPr>
-                  <m:t>0.475</m:t>
-                </m:r>
-              </m:e>
-              <m:sup>
-                <m:r>
-                  <w:rPr>
-                    <w:rFonts w:ascii="Cambria Math" w:hAnsi="Cambria Math"/>
-                  </w:rPr>
-                  <m:t>2</m:t>
-                </m:r>
-              </m:sup>
-            </m:sSup>
-          </m:e>
-        </m:d>
-      </m:oMath>
-      <w:r>
-        <w:t>,</w:t>
-      </w:r>
-    </w:p>
-    <w:p>
-      <w:pPr>
-        <w:jc w:val="center"/>
-      </w:pPr>
-      <m:oMath>
-        <m:r>
-          <w:rPr>
-            <w:rFonts w:ascii="Cambria Math" w:hAnsi="Cambria Math"/>
-          </w:rPr>
-          <m:t>P</m:t>
-        </m:r>
-        <m:d>
-          <m:dPr>
-            <m:ctrlPr>
-              <w:rPr>
-                <w:rFonts w:ascii="Cambria Math" w:hAnsi="Cambria Math"/>
-                <w:i/>
-              </w:rPr>
-            </m:ctrlPr>
-          </m:dPr>
-          <m:e>
-            <m:sSub>
-              <m:sSubPr>
-                <m:ctrlPr>
-                  <w:rPr>
-                    <w:rFonts w:ascii="Cambria Math" w:hAnsi="Cambria Math"/>
-                    <w:i/>
-                  </w:rPr>
-                </m:ctrlPr>
-              </m:sSubPr>
-              <m:e>
-                <m:r>
-                  <w:rPr>
-                    <w:rFonts w:ascii="Cambria Math" w:hAnsi="Cambria Math"/>
-                  </w:rPr>
-                  <m:t>r</m:t>
-                </m:r>
-              </m:e>
-              <m:sub>
-                <m:r>
-                  <w:rPr>
-                    <w:rFonts w:ascii="Cambria Math" w:hAnsi="Cambria Math"/>
-                  </w:rPr>
-                  <m:t>1</m:t>
-                </m:r>
-              </m:sub>
-            </m:sSub>
-            <m:r>
-              <w:rPr>
-                <w:rFonts w:ascii="Cambria Math" w:hAnsi="Cambria Math"/>
-              </w:rPr>
-              <m:t>&lt;0.01%</m:t>
-            </m:r>
-          </m:e>
-        </m:d>
-        <m:r>
-          <w:rPr>
-            <w:rFonts w:ascii="Cambria Math" w:hAnsi="Cambria Math"/>
-          </w:rPr>
-          <m:t xml:space="preserve">=53.99%, </m:t>
-        </m:r>
-      </m:oMath>
-      <w:r>
-        <w:t xml:space="preserve">, </w:t>
-      </w:r>
-      <m:oMath>
-        <m:r>
-          <w:rPr>
-            <w:rFonts w:ascii="Cambria Math" w:hAnsi="Cambria Math"/>
-          </w:rPr>
-          <m:t>P</m:t>
-        </m:r>
-        <m:d>
-          <m:dPr>
-            <m:ctrlPr>
-              <w:rPr>
-                <w:rFonts w:ascii="Cambria Math" w:hAnsi="Cambria Math"/>
-                <w:i/>
-              </w:rPr>
-            </m:ctrlPr>
-          </m:dPr>
-          <m:e>
-            <m:sSub>
-              <m:sSubPr>
-                <m:ctrlPr>
-                  <w:rPr>
-                    <w:rFonts w:ascii="Cambria Math" w:hAnsi="Cambria Math"/>
-                    <w:i/>
-                  </w:rPr>
-                </m:ctrlPr>
-              </m:sSubPr>
-              <m:e>
-                <m:r>
-                  <w:rPr>
-                    <w:rFonts w:ascii="Cambria Math" w:hAnsi="Cambria Math"/>
-                  </w:rPr>
-                  <m:t>r</m:t>
-                </m:r>
-              </m:e>
-              <m:sub>
-                <m:r>
-                  <w:rPr>
-                    <w:rFonts w:ascii="Cambria Math" w:hAnsi="Cambria Math"/>
-                  </w:rPr>
-                  <m:t>2</m:t>
-                </m:r>
-              </m:sub>
-            </m:sSub>
-            <m:r>
-              <w:rPr>
-                <w:rFonts w:ascii="Cambria Math" w:hAnsi="Cambria Math"/>
-              </w:rPr>
-              <m:t>&lt;0.01%</m:t>
-            </m:r>
-          </m:e>
-        </m:d>
-        <m:r>
-          <w:rPr>
-            <w:rFonts w:ascii="Cambria Math" w:hAnsi="Cambria Math"/>
-          </w:rPr>
-          <m:t>=53.98%,</m:t>
-        </m:r>
-      </m:oMath>
-      <w:r>
-        <w:rPr>
-          <w:noProof/>
-        </w:rPr>
-        <w:drawing>
-          <wp:inline distT="0" distB="0" distL="0" distR="0" wp14:anchorId="7D8A6DFE" wp14:editId="42AAA20F">
-            <wp:extent cx="2542111" cy="1990090"/>
-            <wp:effectExtent l="0" t="0" r="0" b="3810"/>
-            <wp:docPr id="874588504" name="Picture 1"/>
-            <wp:cNvGraphicFramePr>
-              <a:graphicFrameLocks xmlns:a="http://schemas.openxmlformats.org/drawingml/2006/main" noChangeAspect="1"/>
-            </wp:cNvGraphicFramePr>
-            <a:graphic xmlns:a="http://schemas.openxmlformats.org/drawingml/2006/main">
-              <a:graphicData uri="http://schemas.openxmlformats.org/drawingml/2006/picture">
-                <pic:pic xmlns:pic="http://schemas.openxmlformats.org/drawingml/2006/picture">
-                  <pic:nvPicPr>
-                    <pic:cNvPr id="874588504" name=""/>
-                    <pic:cNvPicPr/>
-                  </pic:nvPicPr>
-                  <pic:blipFill>
-                    <a:blip r:embed="rId48"/>
-                    <a:stretch>
-                      <a:fillRect/>
-                    </a:stretch>
-                  </pic:blipFill>
-                  <pic:spPr>
-                    <a:xfrm>
-                      <a:off x="0" y="0"/>
-                      <a:ext cx="2566744" cy="2009374"/>
-                    </a:xfrm>
-                    <a:prstGeom prst="rect">
-                      <a:avLst/>
-                    </a:prstGeom>
-                  </pic:spPr>
-                </pic:pic>
-              </a:graphicData>
-            </a:graphic>
-          </wp:inline>
-        </w:drawing>
-      </w:r>
-      <w:r>
-        <w:rPr>
-          <w:noProof/>
-        </w:rPr>
-        <w:drawing>
-          <wp:inline distT="0" distB="0" distL="0" distR="0" wp14:anchorId="2717EBCC" wp14:editId="5BBDBC7C">
-            <wp:extent cx="2535503" cy="1984917"/>
-            <wp:effectExtent l="0" t="0" r="5080" b="0"/>
-            <wp:docPr id="125946643" name="Picture 1"/>
-            <wp:cNvGraphicFramePr>
-              <a:graphicFrameLocks xmlns:a="http://schemas.openxmlformats.org/drawingml/2006/main" noChangeAspect="1"/>
-            </wp:cNvGraphicFramePr>
-            <a:graphic xmlns:a="http://schemas.openxmlformats.org/drawingml/2006/main">
-              <a:graphicData uri="http://schemas.openxmlformats.org/drawingml/2006/picture">
-                <pic:pic xmlns:pic="http://schemas.openxmlformats.org/drawingml/2006/picture">
-                  <pic:nvPicPr>
-                    <pic:cNvPr id="125946643" name=""/>
-                    <pic:cNvPicPr/>
-                  </pic:nvPicPr>
-                  <pic:blipFill>
-                    <a:blip r:embed="rId49"/>
-                    <a:stretch>
-                      <a:fillRect/>
-                    </a:stretch>
-                  </pic:blipFill>
-                  <pic:spPr>
-                    <a:xfrm>
-                      <a:off x="0" y="0"/>
-                      <a:ext cx="2575578" cy="2016290"/>
-                    </a:xfrm>
-                    <a:prstGeom prst="rect">
-                      <a:avLst/>
-                    </a:prstGeom>
-                  </pic:spPr>
-                </pic:pic>
-              </a:graphicData>
-            </a:graphic>
-          </wp:inline>
-        </w:drawing>
-      </w:r>
-    </w:p>
-    <w:p>
-      <w:r>
-        <w:t>TWI:</w:t>
-      </w:r>
-    </w:p>
-    <w:p>
-      <w:pPr>
-        <w:jc w:val="center"/>
-      </w:pPr>
-      <m:oMath>
-        <m:sSub>
-          <m:sSubPr>
-            <m:ctrlPr>
-              <w:rPr>
-                <w:rFonts w:ascii="Cambria Math" w:hAnsi="Cambria Math"/>
-                <w:i/>
-              </w:rPr>
-            </m:ctrlPr>
-          </m:sSubPr>
-          <m:e>
-            <m:r>
-              <w:rPr>
-                <w:rFonts w:ascii="Cambria Math" w:hAnsi="Cambria Math"/>
-              </w:rPr>
-              <m:t>r</m:t>
-            </m:r>
-          </m:e>
-          <m:sub>
-            <m:r>
-              <w:rPr>
-                <w:rFonts w:ascii="Cambria Math" w:hAnsi="Cambria Math"/>
-              </w:rPr>
-              <m:t>1</m:t>
-            </m:r>
-          </m:sub>
-        </m:sSub>
-        <m:r>
-          <w:rPr>
-            <w:rFonts w:ascii="Cambria Math" w:hAnsi="Cambria Math"/>
-          </w:rPr>
-          <m:t>~N</m:t>
-        </m:r>
-        <m:d>
-          <m:dPr>
-            <m:ctrlPr>
-              <w:rPr>
-                <w:rFonts w:ascii="Cambria Math" w:hAnsi="Cambria Math"/>
-                <w:i/>
-              </w:rPr>
-            </m:ctrlPr>
-          </m:dPr>
-          <m:e>
-            <m:r>
-              <w:rPr>
-                <w:rFonts w:ascii="Cambria Math" w:hAnsi="Cambria Math"/>
-              </w:rPr>
-              <m:t>-0.0543,</m:t>
-            </m:r>
-            <m:sSup>
-              <m:sSupPr>
-                <m:ctrlPr>
-                  <w:rPr>
-                    <w:rFonts w:ascii="Cambria Math" w:hAnsi="Cambria Math"/>
-                    <w:i/>
-                  </w:rPr>
-                </m:ctrlPr>
-              </m:sSupPr>
-              <m:e>
-                <m:r>
-                  <w:rPr>
-                    <w:rFonts w:ascii="Cambria Math" w:hAnsi="Cambria Math"/>
-                  </w:rPr>
-                  <m:t>0.401</m:t>
-                </m:r>
-              </m:e>
-              <m:sup>
-                <m:r>
-                  <w:rPr>
-                    <w:rFonts w:ascii="Cambria Math" w:hAnsi="Cambria Math"/>
-                  </w:rPr>
-                  <m:t>2</m:t>
-                </m:r>
-              </m:sup>
-            </m:sSup>
-          </m:e>
-        </m:d>
-      </m:oMath>
-      <w:r>
-        <w:t xml:space="preserve">, </w:t>
-      </w:r>
-      <m:oMath>
-        <m:sSub>
-          <m:sSubPr>
-            <m:ctrlPr>
-              <w:rPr>
-                <w:rFonts w:ascii="Cambria Math" w:hAnsi="Cambria Math"/>
-                <w:i/>
-              </w:rPr>
-            </m:ctrlPr>
-          </m:sSubPr>
-          <m:e>
-            <m:r>
-              <w:rPr>
-                <w:rFonts w:ascii="Cambria Math" w:hAnsi="Cambria Math"/>
-              </w:rPr>
-              <m:t>r</m:t>
-            </m:r>
-          </m:e>
-          <m:sub>
-            <m:r>
-              <w:rPr>
-                <w:rFonts w:ascii="Cambria Math" w:hAnsi="Cambria Math"/>
-              </w:rPr>
-              <m:t>2</m:t>
-            </m:r>
-          </m:sub>
-        </m:sSub>
-        <m:r>
-          <w:rPr>
-            <w:rFonts w:ascii="Cambria Math" w:hAnsi="Cambria Math"/>
-          </w:rPr>
-          <m:t>~N</m:t>
-        </m:r>
-        <m:d>
-          <m:dPr>
-            <m:ctrlPr>
-              <w:rPr>
-                <w:rFonts w:ascii="Cambria Math" w:hAnsi="Cambria Math"/>
-                <w:i/>
-              </w:rPr>
-            </m:ctrlPr>
-          </m:dPr>
-          <m:e>
-            <m:r>
-              <w:rPr>
-                <w:rFonts w:ascii="Cambria Math" w:hAnsi="Cambria Math"/>
-              </w:rPr>
-              <m:t>-0.00136,</m:t>
-            </m:r>
-            <m:sSup>
-              <m:sSupPr>
-                <m:ctrlPr>
-                  <w:rPr>
-                    <w:rFonts w:ascii="Cambria Math" w:hAnsi="Cambria Math"/>
-                    <w:i/>
-                  </w:rPr>
-                </m:ctrlPr>
-              </m:sSupPr>
-              <m:e>
-                <m:r>
-                  <w:rPr>
-                    <w:rFonts w:ascii="Cambria Math" w:hAnsi="Cambria Math"/>
-                  </w:rPr>
-                  <m:t>0.408</m:t>
-                </m:r>
-              </m:e>
-              <m:sup>
-                <m:r>
-                  <w:rPr>
-                    <w:rFonts w:ascii="Cambria Math" w:hAnsi="Cambria Math"/>
-                  </w:rPr>
-                  <m:t>2</m:t>
-                </m:r>
-              </m:sup>
-            </m:sSup>
-          </m:e>
-        </m:d>
-      </m:oMath>
-      <w:r>
-        <w:t>,</w:t>
-      </w:r>
-    </w:p>
-    <w:p>
-      <w:pPr>
-        <w:jc w:val="center"/>
-      </w:pPr>
-      <m:oMath>
-        <m:r>
-          <w:rPr>
-            <w:rFonts w:ascii="Cambria Math" w:hAnsi="Cambria Math"/>
-          </w:rPr>
-          <m:t>P</m:t>
-        </m:r>
-        <m:d>
-          <m:dPr>
-            <m:ctrlPr>
-              <w:rPr>
-                <w:rFonts w:ascii="Cambria Math" w:hAnsi="Cambria Math"/>
-                <w:i/>
-              </w:rPr>
-            </m:ctrlPr>
-          </m:dPr>
-          <m:e>
-            <m:sSub>
-              <m:sSubPr>
-                <m:ctrlPr>
-                  <w:rPr>
-                    <w:rFonts w:ascii="Cambria Math" w:hAnsi="Cambria Math"/>
-                    <w:i/>
-                  </w:rPr>
-                </m:ctrlPr>
-              </m:sSubPr>
-              <m:e>
-                <m:r>
-                  <w:rPr>
-                    <w:rFonts w:ascii="Cambria Math" w:hAnsi="Cambria Math"/>
-                  </w:rPr>
-                  <m:t>r</m:t>
-                </m:r>
-              </m:e>
-              <m:sub>
-                <m:r>
-                  <w:rPr>
-                    <w:rFonts w:ascii="Cambria Math" w:hAnsi="Cambria Math"/>
-                  </w:rPr>
-                  <m:t>1</m:t>
-                </m:r>
-              </m:sub>
-            </m:sSub>
-            <m:r>
-              <w:rPr>
-                <w:rFonts w:ascii="Cambria Math" w:hAnsi="Cambria Math"/>
-              </w:rPr>
-              <m:t>&lt;0.01%</m:t>
-            </m:r>
-          </m:e>
-        </m:d>
-        <m:r>
-          <w:rPr>
-            <w:rFonts w:ascii="Cambria Math" w:hAnsi="Cambria Math"/>
-          </w:rPr>
-          <m:t xml:space="preserve">=56.38%, </m:t>
-        </m:r>
-      </m:oMath>
-      <w:r>
-        <w:t xml:space="preserve">, </w:t>
-      </w:r>
-      <m:oMath>
-        <m:r>
-          <w:rPr>
-            <w:rFonts w:ascii="Cambria Math" w:hAnsi="Cambria Math"/>
-          </w:rPr>
-          <m:t>P</m:t>
-        </m:r>
-        <m:d>
-          <m:dPr>
-            <m:ctrlPr>
-              <w:rPr>
-                <w:rFonts w:ascii="Cambria Math" w:hAnsi="Cambria Math"/>
-                <w:i/>
-              </w:rPr>
-            </m:ctrlPr>
-          </m:dPr>
-          <m:e>
-            <m:sSub>
-              <m:sSubPr>
-                <m:ctrlPr>
-                  <w:rPr>
-                    <w:rFonts w:ascii="Cambria Math" w:hAnsi="Cambria Math"/>
-                    <w:i/>
-                  </w:rPr>
-                </m:ctrlPr>
-              </m:sSubPr>
-              <m:e>
-                <m:r>
-                  <w:rPr>
-                    <w:rFonts w:ascii="Cambria Math" w:hAnsi="Cambria Math"/>
-                  </w:rPr>
-                  <m:t>r</m:t>
-                </m:r>
-              </m:e>
-              <m:sub>
-                <m:r>
-                  <w:rPr>
-                    <w:rFonts w:ascii="Cambria Math" w:hAnsi="Cambria Math"/>
-                  </w:rPr>
-                  <m:t>2</m:t>
-                </m:r>
-              </m:sub>
-            </m:sSub>
-            <m:r>
-              <w:rPr>
-                <w:rFonts w:ascii="Cambria Math" w:hAnsi="Cambria Math"/>
-              </w:rPr>
-              <m:t>&lt;0.01%</m:t>
-            </m:r>
-          </m:e>
-        </m:d>
-        <m:r>
-          <w:rPr>
-            <w:rFonts w:ascii="Cambria Math" w:hAnsi="Cambria Math"/>
-          </w:rPr>
-          <m:t>=51.11%</m:t>
-        </m:r>
-      </m:oMath>
-    </w:p>
-    <w:p>
-      <w:pPr>
-        <w:jc w:val="center"/>
-      </w:pPr>
-      <w:r>
-        <w:rPr>
-          <w:noProof/>
-        </w:rPr>
-        <w:drawing>
-          <wp:inline distT="0" distB="0" distL="0" distR="0" wp14:anchorId="18F4D6E9" wp14:editId="03E577C6">
-            <wp:extent cx="2549747" cy="1996068"/>
-            <wp:effectExtent l="0" t="0" r="3175" b="0"/>
-            <wp:docPr id="1976721077" name="Picture 1"/>
-            <wp:cNvGraphicFramePr>
-              <a:graphicFrameLocks xmlns:a="http://schemas.openxmlformats.org/drawingml/2006/main" noChangeAspect="1"/>
-            </wp:cNvGraphicFramePr>
-            <a:graphic xmlns:a="http://schemas.openxmlformats.org/drawingml/2006/main">
-              <a:graphicData uri="http://schemas.openxmlformats.org/drawingml/2006/picture">
-                <pic:pic xmlns:pic="http://schemas.openxmlformats.org/drawingml/2006/picture">
-                  <pic:nvPicPr>
-                    <pic:cNvPr id="1976721077" name=""/>
-                    <pic:cNvPicPr/>
-                  </pic:nvPicPr>
-                  <pic:blipFill>
-                    <a:blip r:embed="rId50"/>
-                    <a:stretch>
-                      <a:fillRect/>
-                    </a:stretch>
-                  </pic:blipFill>
-                  <pic:spPr>
-                    <a:xfrm>
-                      <a:off x="0" y="0"/>
-                      <a:ext cx="2586898" cy="2025152"/>
-                    </a:xfrm>
-                    <a:prstGeom prst="rect">
-                      <a:avLst/>
-                    </a:prstGeom>
-                  </pic:spPr>
-                </pic:pic>
-              </a:graphicData>
-            </a:graphic>
-          </wp:inline>
-        </w:drawing>
-      </w:r>
-      <w:r>
-        <w:rPr>
-          <w:noProof/>
-        </w:rPr>
-        <w:drawing>
-          <wp:inline distT="0" distB="0" distL="0" distR="0" wp14:anchorId="15309337" wp14:editId="038C65DF">
-            <wp:extent cx="2549525" cy="1995894"/>
-            <wp:effectExtent l="0" t="0" r="3175" b="0"/>
-            <wp:docPr id="167314277" name="Picture 1"/>
-            <wp:cNvGraphicFramePr>
-              <a:graphicFrameLocks xmlns:a="http://schemas.openxmlformats.org/drawingml/2006/main" noChangeAspect="1"/>
-            </wp:cNvGraphicFramePr>
-            <a:graphic xmlns:a="http://schemas.openxmlformats.org/drawingml/2006/main">
-              <a:graphicData uri="http://schemas.openxmlformats.org/drawingml/2006/picture">
-                <pic:pic xmlns:pic="http://schemas.openxmlformats.org/drawingml/2006/picture">
-                  <pic:nvPicPr>
-                    <pic:cNvPr id="167314277" name=""/>
-                    <pic:cNvPicPr/>
-                  </pic:nvPicPr>
-                  <pic:blipFill>
-                    <a:blip r:embed="rId51"/>
-                    <a:stretch>
-                      <a:fillRect/>
-                    </a:stretch>
-                  </pic:blipFill>
-                  <pic:spPr>
-                    <a:xfrm>
-                      <a:off x="0" y="0"/>
-                      <a:ext cx="2594322" cy="2030964"/>
-                    </a:xfrm>
-                    <a:prstGeom prst="rect">
-                      <a:avLst/>
-                    </a:prstGeom>
-                  </pic:spPr>
-                </pic:pic>
-              </a:graphicData>
-            </a:graphic>
-          </wp:inline>
-        </w:drawing>
-      </w:r>
-    </w:p>
-    <w:p>
-      <w:r>
-        <w:t xml:space="preserve">SDR: </w:t>
-      </w:r>
-    </w:p>
-    <w:p>
-      <w:pPr>
-        <w:jc w:val="center"/>
-      </w:pPr>
-      <m:oMath>
-        <m:sSub>
-          <m:sSubPr>
-            <m:ctrlPr>
-              <w:rPr>
-                <w:rFonts w:ascii="Cambria Math" w:hAnsi="Cambria Math"/>
-                <w:i/>
-              </w:rPr>
-            </m:ctrlPr>
-          </m:sSubPr>
-          <m:e>
-            <m:r>
-              <w:rPr>
-                <w:rFonts w:ascii="Cambria Math" w:hAnsi="Cambria Math"/>
-              </w:rPr>
-              <m:t>r</m:t>
-            </m:r>
-          </m:e>
-          <m:sub>
-            <m:r>
-              <w:rPr>
-                <w:rFonts w:ascii="Cambria Math" w:hAnsi="Cambria Math"/>
-              </w:rPr>
-              <m:t>1</m:t>
-            </m:r>
-          </m:sub>
-        </m:sSub>
-        <m:r>
-          <w:rPr>
-            <w:rFonts w:ascii="Cambria Math" w:hAnsi="Cambria Math"/>
-          </w:rPr>
-          <m:t>~N</m:t>
-        </m:r>
-        <m:d>
-          <m:dPr>
-            <m:ctrlPr>
-              <w:rPr>
-                <w:rFonts w:ascii="Cambria Math" w:hAnsi="Cambria Math"/>
-                <w:i/>
-              </w:rPr>
-            </m:ctrlPr>
-          </m:dPr>
-          <m:e>
-            <m:r>
-              <w:rPr>
-                <w:rFonts w:ascii="Cambria Math" w:hAnsi="Cambria Math"/>
-              </w:rPr>
-              <m:t>-0.0523,</m:t>
-            </m:r>
-            <m:sSup>
-              <m:sSupPr>
-                <m:ctrlPr>
-                  <w:rPr>
-                    <w:rFonts w:ascii="Cambria Math" w:hAnsi="Cambria Math"/>
-                    <w:i/>
-                  </w:rPr>
-                </m:ctrlPr>
-              </m:sSupPr>
-              <m:e>
-                <m:r>
-                  <w:rPr>
-                    <w:rFonts w:ascii="Cambria Math" w:hAnsi="Cambria Math"/>
-                  </w:rPr>
-                  <m:t>0.472</m:t>
-                </m:r>
-              </m:e>
-              <m:sup>
-                <m:r>
-                  <w:rPr>
-                    <w:rFonts w:ascii="Cambria Math" w:hAnsi="Cambria Math"/>
-                  </w:rPr>
-                  <m:t>2</m:t>
-                </m:r>
-              </m:sup>
-            </m:sSup>
-          </m:e>
-        </m:d>
-      </m:oMath>
-      <w:r>
-        <w:t xml:space="preserve">, </w:t>
-      </w:r>
-      <m:oMath>
-        <m:sSub>
-          <m:sSubPr>
-            <m:ctrlPr>
-              <w:rPr>
-                <w:rFonts w:ascii="Cambria Math" w:hAnsi="Cambria Math"/>
-                <w:i/>
-              </w:rPr>
-            </m:ctrlPr>
-          </m:sSubPr>
-          <m:e>
-            <m:r>
-              <w:rPr>
-                <w:rFonts w:ascii="Cambria Math" w:hAnsi="Cambria Math"/>
-              </w:rPr>
-              <m:t>r</m:t>
-            </m:r>
-          </m:e>
-          <m:sub>
-            <m:r>
-              <w:rPr>
-                <w:rFonts w:ascii="Cambria Math" w:hAnsi="Cambria Math"/>
-              </w:rPr>
-              <m:t>2</m:t>
-            </m:r>
-          </m:sub>
-        </m:sSub>
-        <m:r>
-          <w:rPr>
-            <w:rFonts w:ascii="Cambria Math" w:hAnsi="Cambria Math"/>
-          </w:rPr>
-          <m:t>~N</m:t>
-        </m:r>
-        <m:d>
-          <m:dPr>
-            <m:ctrlPr>
-              <w:rPr>
-                <w:rFonts w:ascii="Cambria Math" w:hAnsi="Cambria Math"/>
-                <w:i/>
-              </w:rPr>
-            </m:ctrlPr>
-          </m:dPr>
-          <m:e>
-            <m:r>
-              <w:rPr>
-                <w:rFonts w:ascii="Cambria Math" w:hAnsi="Cambria Math"/>
-              </w:rPr>
-              <m:t>-0.0398,</m:t>
-            </m:r>
-            <m:sSup>
-              <m:sSupPr>
-                <m:ctrlPr>
-                  <w:rPr>
-                    <w:rFonts w:ascii="Cambria Math" w:hAnsi="Cambria Math"/>
-                    <w:i/>
-                  </w:rPr>
-                </m:ctrlPr>
-              </m:sSupPr>
-              <m:e>
-                <m:r>
-                  <w:rPr>
-                    <w:rFonts w:ascii="Cambria Math" w:hAnsi="Cambria Math"/>
-                  </w:rPr>
-                  <m:t>0.475</m:t>
-                </m:r>
-              </m:e>
-              <m:sup>
-                <m:r>
-                  <w:rPr>
-                    <w:rFonts w:ascii="Cambria Math" w:hAnsi="Cambria Math"/>
-                  </w:rPr>
-                  <m:t>2</m:t>
-                </m:r>
-              </m:sup>
-            </m:sSup>
-          </m:e>
-        </m:d>
-      </m:oMath>
-      <w:r>
-        <w:t>,</w:t>
-      </w:r>
-    </w:p>
-    <w:p>
-      <w:pPr>
-        <w:jc w:val="center"/>
-      </w:pPr>
-      <m:oMath>
-        <m:r>
-          <w:rPr>
-            <w:rFonts w:ascii="Cambria Math" w:hAnsi="Cambria Math"/>
-          </w:rPr>
-          <m:t>P</m:t>
-        </m:r>
-        <m:d>
-          <m:dPr>
-            <m:ctrlPr>
-              <w:rPr>
-                <w:rFonts w:ascii="Cambria Math" w:hAnsi="Cambria Math"/>
-                <w:i/>
-              </w:rPr>
-            </m:ctrlPr>
-          </m:dPr>
-          <m:e>
-            <m:sSub>
-              <m:sSubPr>
-                <m:ctrlPr>
-                  <w:rPr>
-                    <w:rFonts w:ascii="Cambria Math" w:hAnsi="Cambria Math"/>
-                    <w:i/>
-                  </w:rPr>
-                </m:ctrlPr>
-              </m:sSubPr>
-              <m:e>
-                <m:r>
-                  <w:rPr>
-                    <w:rFonts w:ascii="Cambria Math" w:hAnsi="Cambria Math"/>
-                  </w:rPr>
-                  <m:t>r</m:t>
-                </m:r>
-              </m:e>
-              <m:sub>
-                <m:r>
-                  <w:rPr>
-                    <w:rFonts w:ascii="Cambria Math" w:hAnsi="Cambria Math"/>
-                  </w:rPr>
-                  <m:t>1</m:t>
-                </m:r>
-              </m:sub>
-            </m:sSub>
-            <m:r>
-              <w:rPr>
-                <w:rFonts w:ascii="Cambria Math" w:hAnsi="Cambria Math"/>
-              </w:rPr>
-              <m:t>&lt;0.01%</m:t>
-            </m:r>
-          </m:e>
-        </m:d>
-        <m:r>
-          <w:rPr>
-            <w:rFonts w:ascii="Cambria Math" w:hAnsi="Cambria Math"/>
-          </w:rPr>
-          <m:t xml:space="preserve">=55.24%, </m:t>
-        </m:r>
-      </m:oMath>
-      <w:r>
-        <w:t xml:space="preserve">, </w:t>
-      </w:r>
-      <m:oMath>
-        <m:r>
-          <w:rPr>
-            <w:rFonts w:ascii="Cambria Math" w:hAnsi="Cambria Math"/>
-          </w:rPr>
-          <m:t>P</m:t>
-        </m:r>
-        <m:d>
-          <m:dPr>
-            <m:ctrlPr>
-              <w:rPr>
-                <w:rFonts w:ascii="Cambria Math" w:hAnsi="Cambria Math"/>
-                <w:i/>
-              </w:rPr>
-            </m:ctrlPr>
-          </m:dPr>
-          <m:e>
-            <m:sSub>
-              <m:sSubPr>
-                <m:ctrlPr>
-                  <w:rPr>
-                    <w:rFonts w:ascii="Cambria Math" w:hAnsi="Cambria Math"/>
-                    <w:i/>
-                  </w:rPr>
-                </m:ctrlPr>
-              </m:sSubPr>
-              <m:e>
-                <m:r>
-                  <w:rPr>
-                    <w:rFonts w:ascii="Cambria Math" w:hAnsi="Cambria Math"/>
-                  </w:rPr>
-                  <m:t>r</m:t>
-                </m:r>
-              </m:e>
-              <m:sub>
-                <m:r>
-                  <w:rPr>
-                    <w:rFonts w:ascii="Cambria Math" w:hAnsi="Cambria Math"/>
-                  </w:rPr>
-                  <m:t>2</m:t>
-                </m:r>
-              </m:sub>
-            </m:sSub>
-            <m:r>
-              <w:rPr>
-                <w:rFonts w:ascii="Cambria Math" w:hAnsi="Cambria Math"/>
-              </w:rPr>
-              <m:t>&lt;0.01%</m:t>
-            </m:r>
-          </m:e>
-        </m:d>
-        <m:r>
-          <w:rPr>
-            <w:rFonts w:ascii="Cambria Math" w:hAnsi="Cambria Math"/>
-          </w:rPr>
-          <m:t>=54.17%</m:t>
-        </m:r>
-      </m:oMath>
-    </w:p>
-    <w:p>
-      <w:r>
-        <w:rPr>
-          <w:noProof/>
-        </w:rPr>
-        <w:lastRenderedPageBreak/>
-        <w:drawing>
-          <wp:inline distT="0" distB="0" distL="0" distR="0" wp14:anchorId="3C2CDB07" wp14:editId="1FDB6C2B">
-            <wp:extent cx="2542478" cy="1990378"/>
-            <wp:effectExtent l="0" t="0" r="0" b="3810"/>
-            <wp:docPr id="99635706" name="Picture 1"/>
-            <wp:cNvGraphicFramePr>
-              <a:graphicFrameLocks xmlns:a="http://schemas.openxmlformats.org/drawingml/2006/main" noChangeAspect="1"/>
-            </wp:cNvGraphicFramePr>
-            <a:graphic xmlns:a="http://schemas.openxmlformats.org/drawingml/2006/main">
-              <a:graphicData uri="http://schemas.openxmlformats.org/drawingml/2006/picture">
-                <pic:pic xmlns:pic="http://schemas.openxmlformats.org/drawingml/2006/picture">
-                  <pic:nvPicPr>
-                    <pic:cNvPr id="99635706" name=""/>
-                    <pic:cNvPicPr/>
-                  </pic:nvPicPr>
-                  <pic:blipFill>
-                    <a:blip r:embed="rId52"/>
-                    <a:stretch>
-                      <a:fillRect/>
-                    </a:stretch>
-                  </pic:blipFill>
-                  <pic:spPr>
-                    <a:xfrm>
-                      <a:off x="0" y="0"/>
-                      <a:ext cx="2571805" cy="2013336"/>
-                    </a:xfrm>
-                    <a:prstGeom prst="rect">
-                      <a:avLst/>
-                    </a:prstGeom>
-                  </pic:spPr>
-                </pic:pic>
-              </a:graphicData>
-            </a:graphic>
-          </wp:inline>
-        </w:drawing>
-      </w:r>
-      <w:r>
-        <w:rPr>
-          <w:noProof/>
-        </w:rPr>
-        <w:drawing>
-          <wp:inline distT="0" distB="0" distL="0" distR="0" wp14:anchorId="3FD1722E" wp14:editId="61163044">
-            <wp:extent cx="2542478" cy="1990378"/>
-            <wp:effectExtent l="0" t="0" r="0" b="3810"/>
-            <wp:docPr id="2009737251" name="Picture 1"/>
-            <wp:cNvGraphicFramePr>
-              <a:graphicFrameLocks xmlns:a="http://schemas.openxmlformats.org/drawingml/2006/main" noChangeAspect="1"/>
-            </wp:cNvGraphicFramePr>
-            <a:graphic xmlns:a="http://schemas.openxmlformats.org/drawingml/2006/main">
-              <a:graphicData uri="http://schemas.openxmlformats.org/drawingml/2006/picture">
-                <pic:pic xmlns:pic="http://schemas.openxmlformats.org/drawingml/2006/picture">
-                  <pic:nvPicPr>
-                    <pic:cNvPr id="2009737251" name=""/>
-                    <pic:cNvPicPr/>
-                  </pic:nvPicPr>
-                  <pic:blipFill>
-                    <a:blip r:embed="rId53"/>
-                    <a:stretch>
-                      <a:fillRect/>
-                    </a:stretch>
-                  </pic:blipFill>
-                  <pic:spPr>
-                    <a:xfrm>
-                      <a:off x="0" y="0"/>
-                      <a:ext cx="2557822" cy="2002390"/>
-                    </a:xfrm>
-                    <a:prstGeom prst="rect">
-                      <a:avLst/>
-                    </a:prstGeom>
-                  </pic:spPr>
-                </pic:pic>
-              </a:graphicData>
-            </a:graphic>
-          </wp:inline>
-        </w:drawing>
-      </w:r>
-    </w:p>
-    <w:p/>
-    <w:p/>
-    <w:p/>
-    <w:p>
-      <w:r>
-        <w:t xml:space="preserve">SUMMARY </w:t>
-      </w:r>
-    </w:p>
-    <w:p/>
-    <w:p>
-      <w:r>
-        <w:t>If It has trend, constant, but d=0 it’s trend stationary, meaning its it is staiotnary if you do not consider the trend, so it is not random walk</w:t>
-      </w:r>
-    </w:p>
-    <w:p/>
-    <w:p>
-      <w:r>
-        <w:t>If trend or constant, but d=1, you need difference stationary, it becomes stochastic, driven by accumulated shocks instead if there appears to be a trend</w:t>
-      </w:r>
-    </w:p>
-    <w:p/>
-    <w:p>
-      <w:r>
-        <w:t>No trend, d=0, full stationary and stochastic process. Mean is constant</w:t>
-      </w:r>
-    </w:p>
-    <w:p/>
-    <w:p>
-      <w:r>
-        <w:t xml:space="preserve">No trend, d=1, pure stochastic, random walk just drift. </w:t>
-      </w:r>
-    </w:p>
-    <w:p/>
-    <w:p/>
-    <w:p/>
     <w:sectPr>
-      <w:headerReference w:type="default" r:id="rId54"/>
+      <w:headerReference w:type="default" r:id="rId40"/>
       <w:pgSz w:w="11906" w:h="16838"/>
       <w:pgMar w:top="1440" w:right="1440" w:bottom="1440" w:left="1440" w:header="708" w:footer="708" w:gutter="0"/>
       <w:cols w:space="708"/>
@@ -14318,7 +12768,7 @@
 
 <file path=word/comments.xml><?xml version="1.0" encoding="utf-8"?>
 <w:comments xmlns:wpc="http://schemas.microsoft.com/office/word/2010/wordprocessingCanvas" xmlns:cx="http://schemas.microsoft.com/office/drawing/2014/chartex" xmlns:cx1="http://schemas.microsoft.com/office/drawing/2015/9/8/chartex" xmlns:cx2="http://schemas.microsoft.com/office/drawing/2015/10/21/chartex" xmlns:cx3="http://schemas.microsoft.com/office/drawing/2016/5/9/chartex" xmlns:cx4="http://schemas.microsoft.com/office/drawing/2016/5/10/chartex" xmlns:cx5="http://schemas.microsoft.com/office/drawing/2016/5/11/chartex" xmlns:cx6="http://schemas.microsoft.com/office/drawing/2016/5/12/chartex" xmlns:cx7="http://schemas.microsoft.com/office/drawing/2016/5/13/chartex" xmlns:cx8="http://schemas.microsoft.com/office/drawing/2016/5/14/chartex" xmlns:mc="http://schemas.openxmlformats.org/markup-compatibility/2006" xmlns:aink="http://schemas.microsoft.com/office/drawing/2016/ink" xmlns:am3d="http://schemas.microsoft.com/office/drawing/2017/model3d" xmlns:o="urn:schemas-microsoft-com:office:office" xmlns:oel="http://schemas.microsoft.com/office/2019/extlst" xmlns:r="http://schemas.openxmlformats.org/officeDocument/2006/relationships" xmlns:m="http://schemas.openxmlformats.org/officeDocument/2006/math" xmlns:v="urn:schemas-microsoft-com:vml" xmlns:wp14="http://schemas.microsoft.com/office/word/2010/wordprocessingDrawing" xmlns:wp="http://schemas.openxmlformats.org/drawingml/2006/wordprocessingDrawing" xmlns:w10="urn:schemas-microsoft-com:office:word" xmlns:w="http://schemas.openxmlformats.org/wordprocessingml/2006/main" xmlns:w14="http://schemas.microsoft.com/office/word/2010/wordml" xmlns:w15="http://schemas.microsoft.com/office/word/2012/wordml" xmlns:w16cex="http://schemas.microsoft.com/office/word/2018/wordml/cex" xmlns:w16cid="http://schemas.microsoft.com/office/word/2016/wordml/cid" xmlns:w16="http://schemas.microsoft.com/office/word/2018/wordml" xmlns:w16du="http://schemas.microsoft.com/office/word/2023/wordml/word16du" xmlns:w16sdtdh="http://schemas.microsoft.com/office/word/2020/wordml/sdtdatahash" xmlns:w16sdtfl="http://schemas.microsoft.com/office/word/2024/wordml/sdtformatlock" xmlns:w16se="http://schemas.microsoft.com/office/word/2015/wordml/symex" xmlns:wpg="http://schemas.microsoft.com/office/word/2010/wordprocessingGroup" xmlns:wpi="http://schemas.microsoft.com/office/word/2010/wordprocessingInk" xmlns:wne="http://schemas.microsoft.com/office/word/2006/wordml" xmlns:wps="http://schemas.microsoft.com/office/word/2010/wordprocessingShape" mc:Ignorable="w14 w15 w16se w16cid w16 w16cex w16sdtdh w16sdtfl w16du wp14">
-  <w:comment w:id="0" w:author="Jiahao Cai" w:date="2026-04-07T20:29:00Z" w:initials="JC">
+  <w:comment w:id="0" w:author="Jiahao Cai" w:date="2026-04-11T23:54:00Z" w:initials="JC">
     <w:p>
       <w:r>
         <w:rPr>
@@ -14334,11 +12784,32 @@
           <w:szCs w:val="20"/>
           <w14:ligatures w14:val="standardContextual"/>
         </w:rPr>
+        <w:t>maybe need to check with the d=0, did you difference it by any chance?</w:t>
+      </w:r>
+    </w:p>
+    <w:p/>
+  </w:comment>
+  <w:comment w:id="1" w:author="Jiahao Cai" w:date="2026-04-07T20:29:00Z" w:initials="JC">
+    <w:p>
+      <w:r>
+        <w:rPr>
+          <w:rStyle w:val="CommentReference"/>
+        </w:rPr>
+        <w:annotationRef/>
+      </w:r>
+      <w:r>
+        <w:rPr>
+          <w:rFonts w:asciiTheme="minorHAnsi" w:eastAsiaTheme="minorEastAsia" w:hAnsiTheme="minorHAnsi" w:cstheme="minorBidi"/>
+          <w:kern w:val="2"/>
+          <w:sz w:val="20"/>
+          <w:szCs w:val="20"/>
+          <w14:ligatures w14:val="standardContextual"/>
+        </w:rPr>
         <w:t xml:space="preserve">Might need check up on these </w:t>
       </w:r>
     </w:p>
   </w:comment>
-  <w:comment w:id="1" w:author="Jiahao Cai" w:date="2026-04-07T00:03:00Z" w:initials="JC">
+  <w:comment w:id="2" w:author="Jiahao Cai" w:date="2026-04-07T00:03:00Z" w:initials="JC">
     <w:p>
       <w:r>
         <w:rPr>
@@ -14355,7 +12826,7 @@
       </w:r>
     </w:p>
   </w:comment>
-  <w:comment w:id="2" w:author="Jiahao Cai" w:date="2026-04-07T00:31:00Z" w:initials="JC">
+  <w:comment w:id="3" w:author="Jiahao Cai" w:date="2026-04-07T00:31:00Z" w:initials="JC">
     <w:p>
       <w:r>
         <w:rPr>
@@ -14386,6 +12857,7 @@
 
 <file path=word/commentsExtended.xml><?xml version="1.0" encoding="utf-8"?>
 <w15:commentsEx xmlns:wpc="http://schemas.microsoft.com/office/word/2010/wordprocessingCanvas" xmlns:cx="http://schemas.microsoft.com/office/drawing/2014/chartex" xmlns:cx1="http://schemas.microsoft.com/office/drawing/2015/9/8/chartex" xmlns:cx2="http://schemas.microsoft.com/office/drawing/2015/10/21/chartex" xmlns:cx3="http://schemas.microsoft.com/office/drawing/2016/5/9/chartex" xmlns:cx4="http://schemas.microsoft.com/office/drawing/2016/5/10/chartex" xmlns:cx5="http://schemas.microsoft.com/office/drawing/2016/5/11/chartex" xmlns:cx6="http://schemas.microsoft.com/office/drawing/2016/5/12/chartex" xmlns:cx7="http://schemas.microsoft.com/office/drawing/2016/5/13/chartex" xmlns:cx8="http://schemas.microsoft.com/office/drawing/2016/5/14/chartex" xmlns:mc="http://schemas.openxmlformats.org/markup-compatibility/2006" xmlns:aink="http://schemas.microsoft.com/office/drawing/2016/ink" xmlns:am3d="http://schemas.microsoft.com/office/drawing/2017/model3d" xmlns:o="urn:schemas-microsoft-com:office:office" xmlns:oel="http://schemas.microsoft.com/office/2019/extlst" xmlns:r="http://schemas.openxmlformats.org/officeDocument/2006/relationships" xmlns:m="http://schemas.openxmlformats.org/officeDocument/2006/math" xmlns:v="urn:schemas-microsoft-com:vml" xmlns:wp14="http://schemas.microsoft.com/office/word/2010/wordprocessingDrawing" xmlns:wp="http://schemas.openxmlformats.org/drawingml/2006/wordprocessingDrawing" xmlns:w10="urn:schemas-microsoft-com:office:word" xmlns:w="http://schemas.openxmlformats.org/wordprocessingml/2006/main" xmlns:w14="http://schemas.microsoft.com/office/word/2010/wordml" xmlns:w15="http://schemas.microsoft.com/office/word/2012/wordml" xmlns:w16cex="http://schemas.microsoft.com/office/word/2018/wordml/cex" xmlns:w16cid="http://schemas.microsoft.com/office/word/2016/wordml/cid" xmlns:w16="http://schemas.microsoft.com/office/word/2018/wordml" xmlns:w16du="http://schemas.microsoft.com/office/word/2023/wordml/word16du" xmlns:w16sdtdh="http://schemas.microsoft.com/office/word/2020/wordml/sdtdatahash" xmlns:w16sdtfl="http://schemas.microsoft.com/office/word/2024/wordml/sdtformatlock" xmlns:w16se="http://schemas.microsoft.com/office/word/2015/wordml/symex" xmlns:wpg="http://schemas.microsoft.com/office/word/2010/wordprocessingGroup" xmlns:wpi="http://schemas.microsoft.com/office/word/2010/wordprocessingInk" xmlns:wne="http://schemas.microsoft.com/office/word/2006/wordml" xmlns:wps="http://schemas.microsoft.com/office/word/2010/wordprocessingShape" mc:Ignorable="w14 w15 w16se w16cid w16 w16cex w16sdtdh w16sdtfl w16du wp14">
+  <w15:commentEx w15:paraId="1BE816B8" w15:done="0"/>
   <w15:commentEx w15:paraId="28991A3B" w15:done="0"/>
   <w15:commentEx w15:paraId="0D53303D" w15:done="0"/>
   <w15:commentEx w15:paraId="4A1D05B3" w15:done="0"/>
@@ -14394,6 +12866,7 @@
 
 <file path=word/commentsExtensible.xml><?xml version="1.0" encoding="utf-8"?>
 <w16cex:commentsExtensible xmlns:wpc="http://schemas.microsoft.com/office/word/2010/wordprocessingCanvas" xmlns:cx="http://schemas.microsoft.com/office/drawing/2014/chartex" xmlns:cx1="http://schemas.microsoft.com/office/drawing/2015/9/8/chartex" xmlns:cx2="http://schemas.microsoft.com/office/drawing/2015/10/21/chartex" xmlns:cx3="http://schemas.microsoft.com/office/drawing/2016/5/9/chartex" xmlns:cx4="http://schemas.microsoft.com/office/drawing/2016/5/10/chartex" xmlns:cx5="http://schemas.microsoft.com/office/drawing/2016/5/11/chartex" xmlns:cx6="http://schemas.microsoft.com/office/drawing/2016/5/12/chartex" xmlns:cx7="http://schemas.microsoft.com/office/drawing/2016/5/13/chartex" xmlns:cx8="http://schemas.microsoft.com/office/drawing/2016/5/14/chartex" xmlns:cr="http://schemas.microsoft.com/office/comments/2020/reactions" xmlns:mc="http://schemas.openxmlformats.org/markup-compatibility/2006" xmlns:aink="http://schemas.microsoft.com/office/drawing/2016/ink" xmlns:am3d="http://schemas.microsoft.com/office/drawing/2017/model3d" xmlns:o="urn:schemas-microsoft-com:office:office" xmlns:oel="http://schemas.microsoft.com/office/2019/extlst" xmlns:r="http://schemas.openxmlformats.org/officeDocument/2006/relationships" xmlns:m="http://schemas.openxmlformats.org/officeDocument/2006/math" xmlns:v="urn:schemas-microsoft-com:vml" xmlns:wp14="http://schemas.microsoft.com/office/word/2010/wordprocessingDrawing" xmlns:wp="http://schemas.openxmlformats.org/drawingml/2006/wordprocessingDrawing" xmlns:w10="urn:schemas-microsoft-com:office:word" xmlns:w="http://schemas.openxmlformats.org/wordprocessingml/2006/main" xmlns:w14="http://schemas.microsoft.com/office/word/2010/wordml" xmlns:w15="http://schemas.microsoft.com/office/word/2012/wordml" xmlns:w16cex="http://schemas.microsoft.com/office/word/2018/wordml/cex" xmlns:w16cid="http://schemas.microsoft.com/office/word/2016/wordml/cid" xmlns:w16="http://schemas.microsoft.com/office/word/2018/wordml" xmlns:w16du="http://schemas.microsoft.com/office/word/2023/wordml/word16du" xmlns:w16sdtdh="http://schemas.microsoft.com/office/word/2020/wordml/sdtdatahash" xmlns:w16sdtfl="http://schemas.microsoft.com/office/word/2024/wordml/sdtformatlock" xmlns:w16se="http://schemas.microsoft.com/office/word/2015/wordml/symex" xmlns:wpg="http://schemas.microsoft.com/office/word/2010/wordprocessingGroup" xmlns:wpi="http://schemas.microsoft.com/office/word/2010/wordprocessingInk" xmlns:wne="http://schemas.microsoft.com/office/word/2006/wordml" xmlns:wps="http://schemas.microsoft.com/office/word/2010/wordprocessingShape" mc:Ignorable="w14 w15 w16se w16cid w16 w16cex w16sdtdh w16sdtfl cr w16du wp14">
+  <w16cex:commentExtensible w16cex:durableId="2667F945" w16cex:dateUtc="2026-04-11T13:54:00Z"/>
   <w16cex:commentExtensible w16cex:durableId="4EBC7C37" w16cex:dateUtc="2026-04-07T10:29:00Z"/>
   <w16cex:commentExtensible w16cex:durableId="7EFDF5BD" w16cex:dateUtc="2026-04-06T14:03:00Z"/>
   <w16cex:commentExtensible w16cex:durableId="7026FF2C" w16cex:dateUtc="2026-04-06T14:31:00Z"/>
@@ -14402,6 +12875,7 @@
 
 <file path=word/commentsIds.xml><?xml version="1.0" encoding="utf-8"?>
 <w16cid:commentsIds xmlns:wpc="http://schemas.microsoft.com/office/word/2010/wordprocessingCanvas" xmlns:cx="http://schemas.microsoft.com/office/drawing/2014/chartex" xmlns:cx1="http://schemas.microsoft.com/office/drawing/2015/9/8/chartex" xmlns:cx2="http://schemas.microsoft.com/office/drawing/2015/10/21/chartex" xmlns:cx3="http://schemas.microsoft.com/office/drawing/2016/5/9/chartex" xmlns:cx4="http://schemas.microsoft.com/office/drawing/2016/5/10/chartex" xmlns:cx5="http://schemas.microsoft.com/office/drawing/2016/5/11/chartex" xmlns:cx6="http://schemas.microsoft.com/office/drawing/2016/5/12/chartex" xmlns:cx7="http://schemas.microsoft.com/office/drawing/2016/5/13/chartex" xmlns:cx8="http://schemas.microsoft.com/office/drawing/2016/5/14/chartex" xmlns:mc="http://schemas.openxmlformats.org/markup-compatibility/2006" xmlns:aink="http://schemas.microsoft.com/office/drawing/2016/ink" xmlns:am3d="http://schemas.microsoft.com/office/drawing/2017/model3d" xmlns:o="urn:schemas-microsoft-com:office:office" xmlns:oel="http://schemas.microsoft.com/office/2019/extlst" xmlns:r="http://schemas.openxmlformats.org/officeDocument/2006/relationships" xmlns:m="http://schemas.openxmlformats.org/officeDocument/2006/math" xmlns:v="urn:schemas-microsoft-com:vml" xmlns:wp14="http://schemas.microsoft.com/office/word/2010/wordprocessingDrawing" xmlns:wp="http://schemas.openxmlformats.org/drawingml/2006/wordprocessingDrawing" xmlns:w10="urn:schemas-microsoft-com:office:word" xmlns:w="http://schemas.openxmlformats.org/wordprocessingml/2006/main" xmlns:w14="http://schemas.microsoft.com/office/word/2010/wordml" xmlns:w15="http://schemas.microsoft.com/office/word/2012/wordml" xmlns:w16cex="http://schemas.microsoft.com/office/word/2018/wordml/cex" xmlns:w16cid="http://schemas.microsoft.com/office/word/2016/wordml/cid" xmlns:w16="http://schemas.microsoft.com/office/word/2018/wordml" xmlns:w16du="http://schemas.microsoft.com/office/word/2023/wordml/word16du" xmlns:w16sdtdh="http://schemas.microsoft.com/office/word/2020/wordml/sdtdatahash" xmlns:w16sdtfl="http://schemas.microsoft.com/office/word/2024/wordml/sdtformatlock" xmlns:w16se="http://schemas.microsoft.com/office/word/2015/wordml/symex" xmlns:wpg="http://schemas.microsoft.com/office/word/2010/wordprocessingGroup" xmlns:wpi="http://schemas.microsoft.com/office/word/2010/wordprocessingInk" xmlns:wne="http://schemas.microsoft.com/office/word/2006/wordml" xmlns:wps="http://schemas.microsoft.com/office/word/2010/wordprocessingShape" mc:Ignorable="w14 w15 w16se w16cid w16 w16cex w16sdtdh w16sdtfl w16du wp14">
+  <w16cid:commentId w16cid:paraId="1BE816B8" w16cid:durableId="2667F945"/>
   <w16cid:commentId w16cid:paraId="28991A3B" w16cid:durableId="4EBC7C37"/>
   <w16cid:commentId w16cid:paraId="0D53303D" w16cid:durableId="7EFDF5BD"/>
   <w16cid:commentId w16cid:paraId="4A1D05B3" w16cid:durableId="7026FF2C"/>
@@ -16392,7 +14866,6 @@
     <w:name w:val="Normal (Web)"/>
     <w:basedOn w:val="Normal"/>
     <w:uiPriority w:val="99"/>
-    <w:semiHidden/>
     <w:unhideWhenUsed/>
     <w:rsid w:val="00B43DE3"/>
     <w:pPr>
